--- a/templates/gss/report-template.docx
+++ b/templates/gss/report-template.docx
@@ -285,118 +285,7 @@
     </w:p>
     <w:p>
       <w:pPr>
-        <w:rPr>
-          <w:rFonts w:ascii="Sanskrit Text" w:cs="Sanskrit Text" w:eastAsia="Sanskrit Text" w:hAnsi="Sanskrit Text"/>
-          <w:sz w:val="28"/>
-          <w:szCs w:val="28"/>
-        </w:rPr>
-      </w:pPr>
-      <w:r>
-        <w:rPr>
-          <w:rtl w:val="0"/>
-        </w:rPr>
-      </w:r>
-    </w:p>
-    <w:p>
-      <w:pPr>
-        <w:rPr>
-          <w:rFonts w:ascii="Sanskrit Text" w:cs="Sanskrit Text" w:eastAsia="Sanskrit Text" w:hAnsi="Sanskrit Text"/>
-          <w:sz w:val="28"/>
-          <w:szCs w:val="28"/>
-        </w:rPr>
-      </w:pPr>
-      <w:r>
-        <w:rPr>
-          <w:rtl w:val="0"/>
-        </w:rPr>
-      </w:r>
-    </w:p>
-    <w:p>
-      <w:pPr>
-        <w:rPr>
-          <w:rFonts w:ascii="Sanskrit Text" w:cs="Sanskrit Text" w:eastAsia="Sanskrit Text" w:hAnsi="Sanskrit Text"/>
-          <w:sz w:val="28"/>
-          <w:szCs w:val="28"/>
-        </w:rPr>
-      </w:pPr>
-      <w:r>
-        <w:rPr>
-          <w:rtl w:val="0"/>
-        </w:rPr>
-      </w:r>
-    </w:p>
-    <w:p>
-      <w:pPr>
-        <w:rPr>
-          <w:rFonts w:ascii="Sanskrit Text" w:cs="Sanskrit Text" w:eastAsia="Sanskrit Text" w:hAnsi="Sanskrit Text"/>
-          <w:sz w:val="28"/>
-          <w:szCs w:val="28"/>
-        </w:rPr>
-      </w:pPr>
-      <w:r>
-        <w:rPr>
-          <w:rtl w:val="0"/>
-        </w:rPr>
-      </w:r>
-    </w:p>
-    <w:p>
-      <w:pPr>
-        <w:rPr>
-          <w:rFonts w:ascii="Sanskrit Text" w:cs="Sanskrit Text" w:eastAsia="Sanskrit Text" w:hAnsi="Sanskrit Text"/>
-          <w:sz w:val="28"/>
-          <w:szCs w:val="28"/>
-        </w:rPr>
-      </w:pPr>
-      <w:r>
-        <w:rPr>
-          <w:rtl w:val="0"/>
-        </w:rPr>
-      </w:r>
-    </w:p>
-    <w:p>
-      <w:pPr>
-        <w:rPr>
-          <w:rFonts w:ascii="Sanskrit Text" w:cs="Sanskrit Text" w:eastAsia="Sanskrit Text" w:hAnsi="Sanskrit Text"/>
-          <w:sz w:val="28"/>
-          <w:szCs w:val="28"/>
-        </w:rPr>
-      </w:pPr>
-      <w:r>
-        <w:rPr>
-          <w:rtl w:val="0"/>
-        </w:rPr>
-      </w:r>
-    </w:p>
-    <w:p>
-      <w:pPr>
-        <w:rPr>
-          <w:rFonts w:ascii="Sanskrit Text" w:cs="Sanskrit Text" w:eastAsia="Sanskrit Text" w:hAnsi="Sanskrit Text"/>
-          <w:sz w:val="28"/>
-          <w:szCs w:val="28"/>
-        </w:rPr>
-      </w:pPr>
-      <w:r>
-        <w:rPr>
-          <w:rtl w:val="0"/>
-        </w:rPr>
-      </w:r>
-    </w:p>
-    <w:p>
-      <w:pPr>
-        <w:rPr>
-          <w:rFonts w:ascii="Sanskrit Text" w:cs="Sanskrit Text" w:eastAsia="Sanskrit Text" w:hAnsi="Sanskrit Text"/>
-          <w:sz w:val="28"/>
-          <w:szCs w:val="28"/>
-        </w:rPr>
-      </w:pPr>
-      <w:r>
-        <w:rPr>
-          <w:rtl w:val="0"/>
-        </w:rPr>
-      </w:r>
-    </w:p>
-    <w:p>
-      <w:pPr>
+        <w:pageBreakBefore/>
         <w:rPr>
           <w:rFonts w:ascii="Sanskrit Text" w:cs="Sanskrit Text" w:eastAsia="Sanskrit Text" w:hAnsi="Sanskrit Text"/>
           <w:sz w:val="28"/>
@@ -734,86 +623,7 @@
     </w:p>
     <w:p>
       <w:pPr>
-        <w:spacing w:line="240" w:lineRule="auto"/>
-        <w:jc w:val="right"/>
-        <w:rPr>
-          <w:rFonts w:ascii="Sanskrit Text" w:cs="Sanskrit Text" w:eastAsia="Sanskrit Text" w:hAnsi="Sanskrit Text"/>
-          <w:sz w:val="28"/>
-          <w:szCs w:val="28"/>
-        </w:rPr>
-      </w:pPr>
-      <w:r>
-        <w:rPr>
-          <w:rtl w:val="0"/>
-        </w:rPr>
-      </w:r>
-    </w:p>
-    <w:p>
-      <w:pPr>
-        <w:spacing w:line="240" w:lineRule="auto"/>
-        <w:jc w:val="right"/>
-        <w:rPr>
-          <w:rFonts w:ascii="Sanskrit Text" w:cs="Sanskrit Text" w:eastAsia="Sanskrit Text" w:hAnsi="Sanskrit Text"/>
-          <w:sz w:val="28"/>
-          <w:szCs w:val="28"/>
-        </w:rPr>
-      </w:pPr>
-      <w:r>
-        <w:rPr>
-          <w:rtl w:val="0"/>
-        </w:rPr>
-      </w:r>
-    </w:p>
-    <w:p>
-      <w:pPr>
-        <w:spacing w:line="240" w:lineRule="auto"/>
-        <w:jc w:val="right"/>
-        <w:rPr>
-          <w:rFonts w:ascii="Sanskrit Text" w:cs="Sanskrit Text" w:eastAsia="Sanskrit Text" w:hAnsi="Sanskrit Text"/>
-          <w:sz w:val="28"/>
-          <w:szCs w:val="28"/>
-        </w:rPr>
-      </w:pPr>
-      <w:r>
-        <w:rPr>
-          <w:rtl w:val="0"/>
-        </w:rPr>
-      </w:r>
-    </w:p>
-    <w:p>
-      <w:pPr>
-        <w:spacing w:line="240" w:lineRule="auto"/>
-        <w:jc w:val="right"/>
-        <w:rPr>
-          <w:rFonts w:ascii="Sanskrit Text" w:cs="Sanskrit Text" w:eastAsia="Sanskrit Text" w:hAnsi="Sanskrit Text"/>
-          <w:sz w:val="28"/>
-          <w:szCs w:val="28"/>
-        </w:rPr>
-      </w:pPr>
-      <w:r>
-        <w:rPr>
-          <w:rtl w:val="0"/>
-        </w:rPr>
-      </w:r>
-    </w:p>
-    <w:p>
-      <w:pPr>
-        <w:spacing w:line="240" w:lineRule="auto"/>
-        <w:jc w:val="right"/>
-        <w:rPr>
-          <w:rFonts w:ascii="Sanskrit Text" w:cs="Sanskrit Text" w:eastAsia="Sanskrit Text" w:hAnsi="Sanskrit Text"/>
-          <w:sz w:val="28"/>
-          <w:szCs w:val="28"/>
-        </w:rPr>
-      </w:pPr>
-      <w:r>
-        <w:rPr>
-          <w:rtl w:val="0"/>
-        </w:rPr>
-      </w:r>
-    </w:p>
-    <w:p>
-      <w:pPr>
+        <w:pageBreakBefore/>
         <w:jc w:val="center"/>
         <w:rPr>
           <w:rFonts w:ascii="Sanskrit Text" w:cs="Sanskrit Text" w:eastAsia="Sanskrit Text" w:hAnsi="Sanskrit Text"/>
@@ -1490,166 +1300,7 @@
     </w:p>
     <w:p>
       <w:pPr>
-        <w:spacing w:line="240" w:lineRule="auto"/>
-        <w:jc w:val="right"/>
-        <w:rPr>
-          <w:rFonts w:ascii="Sanskrit Text" w:cs="Sanskrit Text" w:eastAsia="Sanskrit Text" w:hAnsi="Sanskrit Text"/>
-          <w:sz w:val="28"/>
-          <w:szCs w:val="28"/>
-        </w:rPr>
-      </w:pPr>
-      <w:r>
-        <w:rPr>
-          <w:rtl w:val="0"/>
-        </w:rPr>
-      </w:r>
-    </w:p>
-    <w:p>
-      <w:pPr>
-        <w:spacing w:line="240" w:lineRule="auto"/>
-        <w:jc w:val="right"/>
-        <w:rPr>
-          <w:rFonts w:ascii="Sanskrit Text" w:cs="Sanskrit Text" w:eastAsia="Sanskrit Text" w:hAnsi="Sanskrit Text"/>
-          <w:sz w:val="28"/>
-          <w:szCs w:val="28"/>
-        </w:rPr>
-      </w:pPr>
-      <w:r>
-        <w:rPr>
-          <w:rtl w:val="0"/>
-        </w:rPr>
-      </w:r>
-    </w:p>
-    <w:p>
-      <w:pPr>
-        <w:spacing w:line="240" w:lineRule="auto"/>
-        <w:jc w:val="right"/>
-        <w:rPr>
-          <w:rFonts w:ascii="Sanskrit Text" w:cs="Sanskrit Text" w:eastAsia="Sanskrit Text" w:hAnsi="Sanskrit Text"/>
-          <w:sz w:val="28"/>
-          <w:szCs w:val="28"/>
-        </w:rPr>
-      </w:pPr>
-      <w:r>
-        <w:rPr>
-          <w:rtl w:val="0"/>
-        </w:rPr>
-      </w:r>
-    </w:p>
-    <w:p>
-      <w:pPr>
-        <w:spacing w:line="240" w:lineRule="auto"/>
-        <w:jc w:val="right"/>
-        <w:rPr>
-          <w:rFonts w:ascii="Sanskrit Text" w:cs="Sanskrit Text" w:eastAsia="Sanskrit Text" w:hAnsi="Sanskrit Text"/>
-          <w:sz w:val="28"/>
-          <w:szCs w:val="28"/>
-        </w:rPr>
-      </w:pPr>
-      <w:r>
-        <w:rPr>
-          <w:rtl w:val="0"/>
-        </w:rPr>
-      </w:r>
-    </w:p>
-    <w:p>
-      <w:pPr>
-        <w:spacing w:line="240" w:lineRule="auto"/>
-        <w:jc w:val="right"/>
-        <w:rPr>
-          <w:rFonts w:ascii="Sanskrit Text" w:cs="Sanskrit Text" w:eastAsia="Sanskrit Text" w:hAnsi="Sanskrit Text"/>
-          <w:sz w:val="28"/>
-          <w:szCs w:val="28"/>
-        </w:rPr>
-      </w:pPr>
-      <w:r>
-        <w:rPr>
-          <w:rtl w:val="0"/>
-        </w:rPr>
-      </w:r>
-    </w:p>
-    <w:p>
-      <w:pPr>
-        <w:spacing w:line="240" w:lineRule="auto"/>
-        <w:jc w:val="right"/>
-        <w:rPr>
-          <w:rFonts w:ascii="Sanskrit Text" w:cs="Sanskrit Text" w:eastAsia="Sanskrit Text" w:hAnsi="Sanskrit Text"/>
-          <w:sz w:val="28"/>
-          <w:szCs w:val="28"/>
-        </w:rPr>
-      </w:pPr>
-      <w:r>
-        <w:rPr>
-          <w:rtl w:val="0"/>
-        </w:rPr>
-      </w:r>
-    </w:p>
-    <w:p>
-      <w:pPr>
-        <w:spacing w:line="240" w:lineRule="auto"/>
-        <w:jc w:val="right"/>
-        <w:rPr>
-          <w:rFonts w:ascii="Sanskrit Text" w:cs="Sanskrit Text" w:eastAsia="Sanskrit Text" w:hAnsi="Sanskrit Text"/>
-          <w:sz w:val="28"/>
-          <w:szCs w:val="28"/>
-        </w:rPr>
-      </w:pPr>
-      <w:r>
-        <w:rPr>
-          <w:rtl w:val="0"/>
-        </w:rPr>
-      </w:r>
-    </w:p>
-    <w:p>
-      <w:pPr>
-        <w:spacing w:line="240" w:lineRule="auto"/>
-        <w:jc w:val="right"/>
-        <w:rPr>
-          <w:rFonts w:ascii="Sanskrit Text" w:cs="Sanskrit Text" w:eastAsia="Sanskrit Text" w:hAnsi="Sanskrit Text"/>
-          <w:sz w:val="28"/>
-          <w:szCs w:val="28"/>
-        </w:rPr>
-      </w:pPr>
-      <w:r>
-        <w:rPr>
-          <w:rtl w:val="0"/>
-        </w:rPr>
-      </w:r>
-    </w:p>
-    <w:p>
-      <w:pPr>
-        <w:spacing w:line="240" w:lineRule="auto"/>
-        <w:jc w:val="right"/>
-        <w:rPr>
-          <w:rFonts w:ascii="Sanskrit Text" w:cs="Sanskrit Text" w:eastAsia="Sanskrit Text" w:hAnsi="Sanskrit Text"/>
-          <w:sz w:val="28"/>
-          <w:szCs w:val="28"/>
-        </w:rPr>
-      </w:pPr>
-      <w:r>
-        <w:rPr>
-          <w:rtl w:val="0"/>
-        </w:rPr>
-      </w:r>
-    </w:p>
-    <w:p>
-      <w:pPr>
-        <w:spacing w:line="240" w:lineRule="auto"/>
-        <w:jc w:val="right"/>
-        <w:rPr>
-          <w:rFonts w:ascii="Sanskrit Text" w:cs="Sanskrit Text" w:eastAsia="Sanskrit Text" w:hAnsi="Sanskrit Text"/>
-          <w:sz w:val="28"/>
-          <w:szCs w:val="28"/>
-        </w:rPr>
-      </w:pPr>
-      <w:r>
-        <w:rPr>
-          <w:rtl w:val="0"/>
-        </w:rPr>
-      </w:r>
-    </w:p>
-    <w:p>
-      <w:pPr>
+        <w:pageBreakBefore/>
         <w:jc w:val="center"/>
         <w:rPr>
           <w:rFonts w:ascii="Sanskrit Text" w:cs="Sanskrit Text" w:eastAsia="Sanskrit Text" w:hAnsi="Sanskrit Text"/>
@@ -2851,74 +2502,7 @@
     </w:p>
     <w:p>
       <w:pPr>
-        <w:jc w:val="right"/>
-        <w:rPr>
-          <w:rFonts w:ascii="Sanskrit Text" w:cs="Sanskrit Text" w:eastAsia="Sanskrit Text" w:hAnsi="Sanskrit Text"/>
-          <w:sz w:val="20"/>
-          <w:szCs w:val="20"/>
-        </w:rPr>
-      </w:pPr>
-      <w:r>
-        <w:rPr>
-          <w:rFonts w:ascii="Sanskrit Text" w:cs="Sanskrit Text" w:eastAsia="Sanskrit Text" w:hAnsi="Sanskrit Text"/>
-          <w:sz w:val="20"/>
-          <w:szCs w:val="20"/>
-          <w:rtl w:val="0"/>
-        </w:rPr>
-        <w:t xml:space="preserve"> </w:t>
-      </w:r>
-    </w:p>
-    <w:p>
-      <w:pPr>
-        <w:jc w:val="right"/>
-        <w:rPr>
-          <w:rFonts w:ascii="Sanskrit Text" w:cs="Sanskrit Text" w:eastAsia="Sanskrit Text" w:hAnsi="Sanskrit Text"/>
-          <w:sz w:val="20"/>
-          <w:szCs w:val="20"/>
-        </w:rPr>
-      </w:pPr>
-      <w:r>
-        <w:rPr>
-          <w:rtl w:val="0"/>
-        </w:rPr>
-      </w:r>
-    </w:p>
-    <w:p>
-      <w:pPr>
-        <w:jc w:val="center"/>
-        <w:rPr>
-          <w:rFonts w:ascii="Sanskrit Text" w:cs="Sanskrit Text" w:eastAsia="Sanskrit Text" w:hAnsi="Sanskrit Text"/>
-          <w:b w:val="1"/>
-          <w:bCs w:val="1"/>
-          <w:sz w:val="28"/>
-          <w:szCs w:val="28"/>
-        </w:rPr>
-      </w:pPr>
-      <w:r>
-        <w:rPr>
-          <w:rtl w:val="0"/>
-        </w:rPr>
-      </w:r>
-    </w:p>
-    <w:p>
-      <w:pPr>
-        <w:jc w:val="center"/>
-        <w:rPr>
-          <w:rFonts w:ascii="Sanskrit Text" w:cs="Sanskrit Text" w:eastAsia="Sanskrit Text" w:hAnsi="Sanskrit Text"/>
-          <w:b w:val="1"/>
-          <w:bCs w:val="1"/>
-          <w:sz w:val="28"/>
-          <w:szCs w:val="28"/>
-        </w:rPr>
-      </w:pPr>
-      <w:r>
-        <w:rPr>
-          <w:rtl w:val="0"/>
-        </w:rPr>
-      </w:r>
-    </w:p>
-    <w:p>
-      <w:pPr>
+        <w:pageBreakBefore/>
         <w:jc w:val="center"/>
         <w:rPr>
           <w:rFonts w:ascii="Sanskrit Text" w:cs="Sanskrit Text" w:eastAsia="Sanskrit Text" w:hAnsi="Sanskrit Text"/>
@@ -11123,803 +10707,9 @@
     </w:p>
     <w:p>
       <w:pPr>
-        <w:rPr>
-          <w:rFonts w:ascii="Sanskrit Text" w:cs="Sanskrit Text" w:eastAsia="Sanskrit Text" w:hAnsi="Sanskrit Text"/>
-          <w:sz w:val="28"/>
-          <w:szCs w:val="28"/>
-        </w:rPr>
-      </w:pPr>
-      <w:r>
-        <w:rPr>
-          <w:rtl w:val="0"/>
-        </w:rPr>
-      </w:r>
-    </w:p>
-    <w:p>
-      <w:pPr>
         <w:keepNext w:val="0"/>
         <w:keepLines w:val="0"/>
-        <w:pageBreakBefore w:val="0"/>
-        <w:widowControl w:val="1"/>
-        <w:pBdr>
-          <w:top w:space="0" w:sz="0" w:val="nil"/>
-          <w:left w:space="0" w:sz="0" w:val="nil"/>
-          <w:bottom w:space="0" w:sz="0" w:val="nil"/>
-          <w:right w:space="0" w:sz="0" w:val="nil"/>
-          <w:between w:space="0" w:sz="0" w:val="nil"/>
-        </w:pBdr>
-        <w:shd w:fill="auto" w:val="clear"/>
-        <w:spacing w:after="0" w:before="0" w:line="276" w:lineRule="auto"/>
-        <w:ind w:left="0" w:right="0" w:firstLine="0"/>
-        <w:jc w:val="center"/>
-        <w:rPr>
-          <w:rFonts w:ascii="Sanskrit Text" w:cs="Sanskrit Text" w:eastAsia="Sanskrit Text" w:hAnsi="Sanskrit Text"/>
-          <w:b w:val="1"/>
-          <w:bCs w:val="1"/>
-          <w:i w:val="0"/>
-          <w:iCs w:val="0"/>
-          <w:smallCaps w:val="0"/>
-          <w:strike w:val="0"/>
-          <w:color w:val="000000"/>
-          <w:sz w:val="24"/>
-          <w:szCs w:val="24"/>
-          <w:u w:val="none"/>
-          <w:shd w:fill="auto" w:val="clear"/>
-          <w:vertAlign w:val="baseline"/>
-        </w:rPr>
-      </w:pPr>
-      <w:r>
-        <w:rPr>
-          <w:rtl w:val="0"/>
-        </w:rPr>
-      </w:r>
-    </w:p>
-    <w:p>
-      <w:pPr>
-        <w:keepNext w:val="0"/>
-        <w:keepLines w:val="0"/>
-        <w:pageBreakBefore w:val="0"/>
-        <w:widowControl w:val="1"/>
-        <w:pBdr>
-          <w:top w:space="0" w:sz="0" w:val="nil"/>
-          <w:left w:space="0" w:sz="0" w:val="nil"/>
-          <w:bottom w:space="0" w:sz="0" w:val="nil"/>
-          <w:right w:space="0" w:sz="0" w:val="nil"/>
-          <w:between w:space="0" w:sz="0" w:val="nil"/>
-        </w:pBdr>
-        <w:shd w:fill="auto" w:val="clear"/>
-        <w:spacing w:after="0" w:before="0" w:line="276" w:lineRule="auto"/>
-        <w:ind w:left="0" w:right="0" w:firstLine="0"/>
-        <w:jc w:val="center"/>
-        <w:rPr>
-          <w:rFonts w:ascii="Sanskrit Text" w:cs="Sanskrit Text" w:eastAsia="Sanskrit Text" w:hAnsi="Sanskrit Text"/>
-          <w:b w:val="1"/>
-          <w:bCs w:val="1"/>
-          <w:i w:val="0"/>
-          <w:iCs w:val="0"/>
-          <w:smallCaps w:val="0"/>
-          <w:strike w:val="0"/>
-          <w:color w:val="000000"/>
-          <w:sz w:val="24"/>
-          <w:szCs w:val="24"/>
-          <w:u w:val="none"/>
-          <w:shd w:fill="auto" w:val="clear"/>
-          <w:vertAlign w:val="baseline"/>
-        </w:rPr>
-      </w:pPr>
-      <w:r>
-        <w:rPr>
-          <w:rtl w:val="0"/>
-        </w:rPr>
-      </w:r>
-    </w:p>
-    <w:p>
-      <w:pPr>
-        <w:keepNext w:val="0"/>
-        <w:keepLines w:val="0"/>
-        <w:pageBreakBefore w:val="0"/>
-        <w:widowControl w:val="1"/>
-        <w:pBdr>
-          <w:top w:space="0" w:sz="0" w:val="nil"/>
-          <w:left w:space="0" w:sz="0" w:val="nil"/>
-          <w:bottom w:space="0" w:sz="0" w:val="nil"/>
-          <w:right w:space="0" w:sz="0" w:val="nil"/>
-          <w:between w:space="0" w:sz="0" w:val="nil"/>
-        </w:pBdr>
-        <w:shd w:fill="auto" w:val="clear"/>
-        <w:spacing w:after="0" w:before="0" w:line="276" w:lineRule="auto"/>
-        <w:ind w:left="0" w:right="0" w:firstLine="0"/>
-        <w:jc w:val="center"/>
-        <w:rPr>
-          <w:rFonts w:ascii="Sanskrit Text" w:cs="Sanskrit Text" w:eastAsia="Sanskrit Text" w:hAnsi="Sanskrit Text"/>
-          <w:b w:val="1"/>
-          <w:bCs w:val="1"/>
-          <w:i w:val="0"/>
-          <w:iCs w:val="0"/>
-          <w:smallCaps w:val="0"/>
-          <w:strike w:val="0"/>
-          <w:color w:val="000000"/>
-          <w:sz w:val="24"/>
-          <w:szCs w:val="24"/>
-          <w:u w:val="none"/>
-          <w:shd w:fill="auto" w:val="clear"/>
-          <w:vertAlign w:val="baseline"/>
-        </w:rPr>
-      </w:pPr>
-      <w:r>
-        <w:rPr>
-          <w:rtl w:val="0"/>
-        </w:rPr>
-      </w:r>
-    </w:p>
-    <w:p>
-      <w:pPr>
-        <w:keepNext w:val="0"/>
-        <w:keepLines w:val="0"/>
-        <w:pageBreakBefore w:val="0"/>
-        <w:widowControl w:val="1"/>
-        <w:pBdr>
-          <w:top w:space="0" w:sz="0" w:val="nil"/>
-          <w:left w:space="0" w:sz="0" w:val="nil"/>
-          <w:bottom w:space="0" w:sz="0" w:val="nil"/>
-          <w:right w:space="0" w:sz="0" w:val="nil"/>
-          <w:between w:space="0" w:sz="0" w:val="nil"/>
-        </w:pBdr>
-        <w:shd w:fill="auto" w:val="clear"/>
-        <w:spacing w:after="0" w:before="0" w:line="276" w:lineRule="auto"/>
-        <w:ind w:left="0" w:right="0" w:firstLine="0"/>
-        <w:jc w:val="center"/>
-        <w:rPr>
-          <w:rFonts w:ascii="Sanskrit Text" w:cs="Sanskrit Text" w:eastAsia="Sanskrit Text" w:hAnsi="Sanskrit Text"/>
-          <w:b w:val="0"/>
-          <w:bCs w:val="0"/>
-          <w:i w:val="0"/>
-          <w:iCs w:val="0"/>
-          <w:smallCaps w:val="0"/>
-          <w:strike w:val="0"/>
-          <w:color w:val="000000"/>
-          <w:sz w:val="24"/>
-          <w:szCs w:val="24"/>
-          <w:u w:val="none"/>
-          <w:shd w:fill="auto" w:val="clear"/>
-          <w:vertAlign w:val="baseline"/>
-        </w:rPr>
-      </w:pPr>
-      <w:r>
-        <w:rPr>
-          <w:rtl w:val="0"/>
-        </w:rPr>
-      </w:r>
-    </w:p>
-    <w:p>
-      <w:pPr>
-        <w:keepNext w:val="0"/>
-        <w:keepLines w:val="0"/>
-        <w:pageBreakBefore w:val="0"/>
-        <w:widowControl w:val="1"/>
-        <w:pBdr>
-          <w:top w:space="0" w:sz="0" w:val="nil"/>
-          <w:left w:space="0" w:sz="0" w:val="nil"/>
-          <w:bottom w:space="0" w:sz="0" w:val="nil"/>
-          <w:right w:space="0" w:sz="0" w:val="nil"/>
-          <w:between w:space="0" w:sz="0" w:val="nil"/>
-        </w:pBdr>
-        <w:shd w:fill="auto" w:val="clear"/>
-        <w:spacing w:after="0" w:before="0" w:line="276" w:lineRule="auto"/>
-        <w:ind w:left="0" w:right="0" w:firstLine="0"/>
-        <w:jc w:val="center"/>
-        <w:rPr>
-          <w:rFonts w:ascii="Sanskrit Text" w:cs="Sanskrit Text" w:eastAsia="Sanskrit Text" w:hAnsi="Sanskrit Text"/>
-          <w:b w:val="0"/>
-          <w:bCs w:val="0"/>
-          <w:i w:val="0"/>
-          <w:iCs w:val="0"/>
-          <w:smallCaps w:val="0"/>
-          <w:strike w:val="0"/>
-          <w:color w:val="000000"/>
-          <w:sz w:val="24"/>
-          <w:szCs w:val="24"/>
-          <w:u w:val="none"/>
-          <w:shd w:fill="auto" w:val="clear"/>
-          <w:vertAlign w:val="baseline"/>
-        </w:rPr>
-      </w:pPr>
-      <w:r>
-        <w:rPr>
-          <w:rtl w:val="0"/>
-        </w:rPr>
-      </w:r>
-    </w:p>
-    <w:p>
-      <w:pPr>
-        <w:keepNext w:val="0"/>
-        <w:keepLines w:val="0"/>
-        <w:pageBreakBefore w:val="0"/>
-        <w:widowControl w:val="1"/>
-        <w:pBdr>
-          <w:top w:space="0" w:sz="0" w:val="nil"/>
-          <w:left w:space="0" w:sz="0" w:val="nil"/>
-          <w:bottom w:space="0" w:sz="0" w:val="nil"/>
-          <w:right w:space="0" w:sz="0" w:val="nil"/>
-          <w:between w:space="0" w:sz="0" w:val="nil"/>
-        </w:pBdr>
-        <w:shd w:fill="auto" w:val="clear"/>
-        <w:spacing w:after="0" w:before="0" w:line="276" w:lineRule="auto"/>
-        <w:ind w:left="0" w:right="0" w:firstLine="0"/>
-        <w:jc w:val="center"/>
-        <w:rPr>
-          <w:rFonts w:ascii="Sanskrit Text" w:cs="Sanskrit Text" w:eastAsia="Sanskrit Text" w:hAnsi="Sanskrit Text"/>
-          <w:b w:val="0"/>
-          <w:bCs w:val="0"/>
-          <w:i w:val="0"/>
-          <w:iCs w:val="0"/>
-          <w:smallCaps w:val="0"/>
-          <w:strike w:val="0"/>
-          <w:color w:val="000000"/>
-          <w:sz w:val="24"/>
-          <w:szCs w:val="24"/>
-          <w:u w:val="none"/>
-          <w:shd w:fill="auto" w:val="clear"/>
-          <w:vertAlign w:val="baseline"/>
-        </w:rPr>
-      </w:pPr>
-      <w:r>
-        <w:rPr>
-          <w:rtl w:val="0"/>
-        </w:rPr>
-      </w:r>
-    </w:p>
-    <w:p>
-      <w:pPr>
-        <w:keepNext w:val="0"/>
-        <w:keepLines w:val="0"/>
-        <w:pageBreakBefore w:val="0"/>
-        <w:widowControl w:val="1"/>
-        <w:pBdr>
-          <w:top w:space="0" w:sz="0" w:val="nil"/>
-          <w:left w:space="0" w:sz="0" w:val="nil"/>
-          <w:bottom w:space="0" w:sz="0" w:val="nil"/>
-          <w:right w:space="0" w:sz="0" w:val="nil"/>
-          <w:between w:space="0" w:sz="0" w:val="nil"/>
-        </w:pBdr>
-        <w:shd w:fill="auto" w:val="clear"/>
-        <w:spacing w:after="0" w:before="0" w:line="276" w:lineRule="auto"/>
-        <w:ind w:left="0" w:right="0" w:firstLine="0"/>
-        <w:jc w:val="center"/>
-        <w:rPr>
-          <w:rFonts w:ascii="Sanskrit Text" w:cs="Sanskrit Text" w:eastAsia="Sanskrit Text" w:hAnsi="Sanskrit Text"/>
-          <w:b w:val="0"/>
-          <w:bCs w:val="0"/>
-          <w:i w:val="0"/>
-          <w:iCs w:val="0"/>
-          <w:smallCaps w:val="0"/>
-          <w:strike w:val="0"/>
-          <w:color w:val="000000"/>
-          <w:sz w:val="24"/>
-          <w:szCs w:val="24"/>
-          <w:u w:val="none"/>
-          <w:shd w:fill="auto" w:val="clear"/>
-          <w:vertAlign w:val="baseline"/>
-        </w:rPr>
-      </w:pPr>
-      <w:r>
-        <w:rPr>
-          <w:rtl w:val="0"/>
-        </w:rPr>
-      </w:r>
-    </w:p>
-    <w:p>
-      <w:pPr>
-        <w:keepNext w:val="0"/>
-        <w:keepLines w:val="0"/>
-        <w:pageBreakBefore w:val="0"/>
-        <w:widowControl w:val="1"/>
-        <w:pBdr>
-          <w:top w:space="0" w:sz="0" w:val="nil"/>
-          <w:left w:space="0" w:sz="0" w:val="nil"/>
-          <w:bottom w:space="0" w:sz="0" w:val="nil"/>
-          <w:right w:space="0" w:sz="0" w:val="nil"/>
-          <w:between w:space="0" w:sz="0" w:val="nil"/>
-        </w:pBdr>
-        <w:shd w:fill="auto" w:val="clear"/>
-        <w:spacing w:after="0" w:before="0" w:line="276" w:lineRule="auto"/>
-        <w:ind w:left="0" w:right="0" w:firstLine="0"/>
-        <w:jc w:val="center"/>
-        <w:rPr>
-          <w:rFonts w:ascii="Sanskrit Text" w:cs="Sanskrit Text" w:eastAsia="Sanskrit Text" w:hAnsi="Sanskrit Text"/>
-          <w:b w:val="0"/>
-          <w:bCs w:val="0"/>
-          <w:i w:val="0"/>
-          <w:iCs w:val="0"/>
-          <w:smallCaps w:val="0"/>
-          <w:strike w:val="0"/>
-          <w:color w:val="000000"/>
-          <w:sz w:val="24"/>
-          <w:szCs w:val="24"/>
-          <w:u w:val="none"/>
-          <w:shd w:fill="auto" w:val="clear"/>
-          <w:vertAlign w:val="baseline"/>
-        </w:rPr>
-      </w:pPr>
-      <w:r>
-        <w:rPr>
-          <w:rtl w:val="0"/>
-        </w:rPr>
-      </w:r>
-    </w:p>
-    <w:p>
-      <w:pPr>
-        <w:keepNext w:val="0"/>
-        <w:keepLines w:val="0"/>
-        <w:pageBreakBefore w:val="0"/>
-        <w:widowControl w:val="1"/>
-        <w:pBdr>
-          <w:top w:space="0" w:sz="0" w:val="nil"/>
-          <w:left w:space="0" w:sz="0" w:val="nil"/>
-          <w:bottom w:space="0" w:sz="0" w:val="nil"/>
-          <w:right w:space="0" w:sz="0" w:val="nil"/>
-          <w:between w:space="0" w:sz="0" w:val="nil"/>
-        </w:pBdr>
-        <w:shd w:fill="auto" w:val="clear"/>
-        <w:spacing w:after="0" w:before="0" w:line="276" w:lineRule="auto"/>
-        <w:ind w:left="0" w:right="0" w:firstLine="0"/>
-        <w:jc w:val="center"/>
-        <w:rPr>
-          <w:rFonts w:ascii="Sanskrit Text" w:cs="Sanskrit Text" w:eastAsia="Sanskrit Text" w:hAnsi="Sanskrit Text"/>
-          <w:b w:val="0"/>
-          <w:bCs w:val="0"/>
-          <w:i w:val="0"/>
-          <w:iCs w:val="0"/>
-          <w:smallCaps w:val="0"/>
-          <w:strike w:val="0"/>
-          <w:color w:val="000000"/>
-          <w:sz w:val="24"/>
-          <w:szCs w:val="24"/>
-          <w:u w:val="none"/>
-          <w:shd w:fill="auto" w:val="clear"/>
-          <w:vertAlign w:val="baseline"/>
-        </w:rPr>
-      </w:pPr>
-      <w:r>
-        <w:rPr>
-          <w:rtl w:val="0"/>
-        </w:rPr>
-      </w:r>
-    </w:p>
-    <w:p>
-      <w:pPr>
-        <w:keepNext w:val="0"/>
-        <w:keepLines w:val="0"/>
-        <w:pageBreakBefore w:val="0"/>
-        <w:widowControl w:val="1"/>
-        <w:pBdr>
-          <w:top w:space="0" w:sz="0" w:val="nil"/>
-          <w:left w:space="0" w:sz="0" w:val="nil"/>
-          <w:bottom w:space="0" w:sz="0" w:val="nil"/>
-          <w:right w:space="0" w:sz="0" w:val="nil"/>
-          <w:between w:space="0" w:sz="0" w:val="nil"/>
-        </w:pBdr>
-        <w:shd w:fill="auto" w:val="clear"/>
-        <w:spacing w:after="0" w:before="0" w:line="276" w:lineRule="auto"/>
-        <w:ind w:left="0" w:right="0" w:firstLine="0"/>
-        <w:jc w:val="center"/>
-        <w:rPr>
-          <w:rFonts w:ascii="Sanskrit Text" w:cs="Sanskrit Text" w:eastAsia="Sanskrit Text" w:hAnsi="Sanskrit Text"/>
-          <w:b w:val="0"/>
-          <w:bCs w:val="0"/>
-          <w:i w:val="0"/>
-          <w:iCs w:val="0"/>
-          <w:smallCaps w:val="0"/>
-          <w:strike w:val="0"/>
-          <w:color w:val="000000"/>
-          <w:sz w:val="24"/>
-          <w:szCs w:val="24"/>
-          <w:u w:val="none"/>
-          <w:shd w:fill="auto" w:val="clear"/>
-          <w:vertAlign w:val="baseline"/>
-        </w:rPr>
-      </w:pPr>
-      <w:r>
-        <w:rPr>
-          <w:rtl w:val="0"/>
-        </w:rPr>
-      </w:r>
-    </w:p>
-    <w:p>
-      <w:pPr>
-        <w:keepNext w:val="0"/>
-        <w:keepLines w:val="0"/>
-        <w:pageBreakBefore w:val="0"/>
-        <w:widowControl w:val="1"/>
-        <w:pBdr>
-          <w:top w:space="0" w:sz="0" w:val="nil"/>
-          <w:left w:space="0" w:sz="0" w:val="nil"/>
-          <w:bottom w:space="0" w:sz="0" w:val="nil"/>
-          <w:right w:space="0" w:sz="0" w:val="nil"/>
-          <w:between w:space="0" w:sz="0" w:val="nil"/>
-        </w:pBdr>
-        <w:shd w:fill="auto" w:val="clear"/>
-        <w:spacing w:after="0" w:before="0" w:line="276" w:lineRule="auto"/>
-        <w:ind w:left="0" w:right="0" w:firstLine="0"/>
-        <w:jc w:val="center"/>
-        <w:rPr>
-          <w:rFonts w:ascii="Sanskrit Text" w:cs="Sanskrit Text" w:eastAsia="Sanskrit Text" w:hAnsi="Sanskrit Text"/>
-          <w:b w:val="0"/>
-          <w:bCs w:val="0"/>
-          <w:i w:val="0"/>
-          <w:iCs w:val="0"/>
-          <w:smallCaps w:val="0"/>
-          <w:strike w:val="0"/>
-          <w:color w:val="000000"/>
-          <w:sz w:val="24"/>
-          <w:szCs w:val="24"/>
-          <w:u w:val="none"/>
-          <w:shd w:fill="auto" w:val="clear"/>
-          <w:vertAlign w:val="baseline"/>
-        </w:rPr>
-      </w:pPr>
-      <w:r>
-        <w:rPr>
-          <w:rtl w:val="0"/>
-        </w:rPr>
-      </w:r>
-    </w:p>
-    <w:p>
-      <w:pPr>
-        <w:keepNext w:val="0"/>
-        <w:keepLines w:val="0"/>
-        <w:pageBreakBefore w:val="0"/>
-        <w:widowControl w:val="1"/>
-        <w:pBdr>
-          <w:top w:space="0" w:sz="0" w:val="nil"/>
-          <w:left w:space="0" w:sz="0" w:val="nil"/>
-          <w:bottom w:space="0" w:sz="0" w:val="nil"/>
-          <w:right w:space="0" w:sz="0" w:val="nil"/>
-          <w:between w:space="0" w:sz="0" w:val="nil"/>
-        </w:pBdr>
-        <w:shd w:fill="auto" w:val="clear"/>
-        <w:spacing w:after="0" w:before="0" w:line="276" w:lineRule="auto"/>
-        <w:ind w:left="0" w:right="0" w:firstLine="0"/>
-        <w:jc w:val="center"/>
-        <w:rPr>
-          <w:rFonts w:ascii="Sanskrit Text" w:cs="Sanskrit Text" w:eastAsia="Sanskrit Text" w:hAnsi="Sanskrit Text"/>
-          <w:b w:val="0"/>
-          <w:bCs w:val="0"/>
-          <w:i w:val="0"/>
-          <w:iCs w:val="0"/>
-          <w:smallCaps w:val="0"/>
-          <w:strike w:val="0"/>
-          <w:color w:val="000000"/>
-          <w:sz w:val="24"/>
-          <w:szCs w:val="24"/>
-          <w:u w:val="none"/>
-          <w:shd w:fill="auto" w:val="clear"/>
-          <w:vertAlign w:val="baseline"/>
-        </w:rPr>
-      </w:pPr>
-      <w:r>
-        <w:rPr>
-          <w:rtl w:val="0"/>
-        </w:rPr>
-      </w:r>
-    </w:p>
-    <w:p>
-      <w:pPr>
-        <w:keepNext w:val="0"/>
-        <w:keepLines w:val="0"/>
-        <w:pageBreakBefore w:val="0"/>
-        <w:widowControl w:val="1"/>
-        <w:pBdr>
-          <w:top w:space="0" w:sz="0" w:val="nil"/>
-          <w:left w:space="0" w:sz="0" w:val="nil"/>
-          <w:bottom w:space="0" w:sz="0" w:val="nil"/>
-          <w:right w:space="0" w:sz="0" w:val="nil"/>
-          <w:between w:space="0" w:sz="0" w:val="nil"/>
-        </w:pBdr>
-        <w:shd w:fill="auto" w:val="clear"/>
-        <w:spacing w:after="0" w:before="0" w:line="276" w:lineRule="auto"/>
-        <w:ind w:left="0" w:right="0" w:firstLine="0"/>
-        <w:jc w:val="center"/>
-        <w:rPr>
-          <w:rFonts w:ascii="Sanskrit Text" w:cs="Sanskrit Text" w:eastAsia="Sanskrit Text" w:hAnsi="Sanskrit Text"/>
-          <w:b w:val="0"/>
-          <w:bCs w:val="0"/>
-          <w:i w:val="0"/>
-          <w:iCs w:val="0"/>
-          <w:smallCaps w:val="0"/>
-          <w:strike w:val="0"/>
-          <w:color w:val="000000"/>
-          <w:sz w:val="24"/>
-          <w:szCs w:val="24"/>
-          <w:u w:val="none"/>
-          <w:shd w:fill="auto" w:val="clear"/>
-          <w:vertAlign w:val="baseline"/>
-        </w:rPr>
-      </w:pPr>
-      <w:r>
-        <w:rPr>
-          <w:rtl w:val="0"/>
-        </w:rPr>
-      </w:r>
-    </w:p>
-    <w:p>
-      <w:pPr>
-        <w:keepNext w:val="0"/>
-        <w:keepLines w:val="0"/>
-        <w:pageBreakBefore w:val="0"/>
-        <w:widowControl w:val="1"/>
-        <w:pBdr>
-          <w:top w:space="0" w:sz="0" w:val="nil"/>
-          <w:left w:space="0" w:sz="0" w:val="nil"/>
-          <w:bottom w:space="0" w:sz="0" w:val="nil"/>
-          <w:right w:space="0" w:sz="0" w:val="nil"/>
-          <w:between w:space="0" w:sz="0" w:val="nil"/>
-        </w:pBdr>
-        <w:shd w:fill="auto" w:val="clear"/>
-        <w:spacing w:after="0" w:before="0" w:line="276" w:lineRule="auto"/>
-        <w:ind w:left="0" w:right="0" w:firstLine="0"/>
-        <w:jc w:val="center"/>
-        <w:rPr>
-          <w:rFonts w:ascii="Sanskrit Text" w:cs="Sanskrit Text" w:eastAsia="Sanskrit Text" w:hAnsi="Sanskrit Text"/>
-          <w:b w:val="0"/>
-          <w:bCs w:val="0"/>
-          <w:i w:val="0"/>
-          <w:iCs w:val="0"/>
-          <w:smallCaps w:val="0"/>
-          <w:strike w:val="0"/>
-          <w:color w:val="000000"/>
-          <w:sz w:val="24"/>
-          <w:szCs w:val="24"/>
-          <w:u w:val="none"/>
-          <w:shd w:fill="auto" w:val="clear"/>
-          <w:vertAlign w:val="baseline"/>
-        </w:rPr>
-      </w:pPr>
-      <w:r>
-        <w:rPr>
-          <w:rtl w:val="0"/>
-        </w:rPr>
-      </w:r>
-    </w:p>
-    <w:p>
-      <w:pPr>
-        <w:keepNext w:val="0"/>
-        <w:keepLines w:val="0"/>
-        <w:pageBreakBefore w:val="0"/>
-        <w:widowControl w:val="1"/>
-        <w:pBdr>
-          <w:top w:space="0" w:sz="0" w:val="nil"/>
-          <w:left w:space="0" w:sz="0" w:val="nil"/>
-          <w:bottom w:space="0" w:sz="0" w:val="nil"/>
-          <w:right w:space="0" w:sz="0" w:val="nil"/>
-          <w:between w:space="0" w:sz="0" w:val="nil"/>
-        </w:pBdr>
-        <w:shd w:fill="auto" w:val="clear"/>
-        <w:spacing w:after="0" w:before="0" w:line="276" w:lineRule="auto"/>
-        <w:ind w:left="0" w:right="0" w:firstLine="0"/>
-        <w:jc w:val="center"/>
-        <w:rPr>
-          <w:rFonts w:ascii="Sanskrit Text" w:cs="Sanskrit Text" w:eastAsia="Sanskrit Text" w:hAnsi="Sanskrit Text"/>
-          <w:b w:val="0"/>
-          <w:bCs w:val="0"/>
-          <w:i w:val="0"/>
-          <w:iCs w:val="0"/>
-          <w:smallCaps w:val="0"/>
-          <w:strike w:val="0"/>
-          <w:color w:val="000000"/>
-          <w:sz w:val="24"/>
-          <w:szCs w:val="24"/>
-          <w:u w:val="none"/>
-          <w:shd w:fill="auto" w:val="clear"/>
-          <w:vertAlign w:val="baseline"/>
-        </w:rPr>
-      </w:pPr>
-      <w:r>
-        <w:rPr>
-          <w:rtl w:val="0"/>
-        </w:rPr>
-      </w:r>
-    </w:p>
-    <w:p>
-      <w:pPr>
-        <w:keepNext w:val="0"/>
-        <w:keepLines w:val="0"/>
-        <w:pageBreakBefore w:val="0"/>
-        <w:widowControl w:val="1"/>
-        <w:pBdr>
-          <w:top w:space="0" w:sz="0" w:val="nil"/>
-          <w:left w:space="0" w:sz="0" w:val="nil"/>
-          <w:bottom w:space="0" w:sz="0" w:val="nil"/>
-          <w:right w:space="0" w:sz="0" w:val="nil"/>
-          <w:between w:space="0" w:sz="0" w:val="nil"/>
-        </w:pBdr>
-        <w:shd w:fill="auto" w:val="clear"/>
-        <w:spacing w:after="0" w:before="0" w:line="276" w:lineRule="auto"/>
-        <w:ind w:left="0" w:right="0" w:firstLine="0"/>
-        <w:jc w:val="center"/>
-        <w:rPr>
-          <w:rFonts w:ascii="Sanskrit Text" w:cs="Sanskrit Text" w:eastAsia="Sanskrit Text" w:hAnsi="Sanskrit Text"/>
-          <w:b w:val="0"/>
-          <w:bCs w:val="0"/>
-          <w:i w:val="0"/>
-          <w:iCs w:val="0"/>
-          <w:smallCaps w:val="0"/>
-          <w:strike w:val="0"/>
-          <w:color w:val="000000"/>
-          <w:sz w:val="24"/>
-          <w:szCs w:val="24"/>
-          <w:u w:val="none"/>
-          <w:shd w:fill="auto" w:val="clear"/>
-          <w:vertAlign w:val="baseline"/>
-        </w:rPr>
-      </w:pPr>
-      <w:r>
-        <w:rPr>
-          <w:rtl w:val="0"/>
-        </w:rPr>
-      </w:r>
-    </w:p>
-    <w:p>
-      <w:pPr>
-        <w:keepNext w:val="0"/>
-        <w:keepLines w:val="0"/>
-        <w:pageBreakBefore w:val="0"/>
-        <w:widowControl w:val="1"/>
-        <w:pBdr>
-          <w:top w:space="0" w:sz="0" w:val="nil"/>
-          <w:left w:space="0" w:sz="0" w:val="nil"/>
-          <w:bottom w:space="0" w:sz="0" w:val="nil"/>
-          <w:right w:space="0" w:sz="0" w:val="nil"/>
-          <w:between w:space="0" w:sz="0" w:val="nil"/>
-        </w:pBdr>
-        <w:shd w:fill="auto" w:val="clear"/>
-        <w:spacing w:after="0" w:before="0" w:line="276" w:lineRule="auto"/>
-        <w:ind w:left="0" w:right="0" w:firstLine="0"/>
-        <w:jc w:val="center"/>
-        <w:rPr>
-          <w:rFonts w:ascii="Sanskrit Text" w:cs="Sanskrit Text" w:eastAsia="Sanskrit Text" w:hAnsi="Sanskrit Text"/>
-          <w:b w:val="0"/>
-          <w:bCs w:val="0"/>
-          <w:i w:val="0"/>
-          <w:iCs w:val="0"/>
-          <w:smallCaps w:val="0"/>
-          <w:strike w:val="0"/>
-          <w:color w:val="000000"/>
-          <w:sz w:val="24"/>
-          <w:szCs w:val="24"/>
-          <w:u w:val="none"/>
-          <w:shd w:fill="auto" w:val="clear"/>
-          <w:vertAlign w:val="baseline"/>
-        </w:rPr>
-      </w:pPr>
-      <w:r>
-        <w:rPr>
-          <w:rtl w:val="0"/>
-        </w:rPr>
-      </w:r>
-    </w:p>
-    <w:p>
-      <w:pPr>
-        <w:keepNext w:val="0"/>
-        <w:keepLines w:val="0"/>
-        <w:pageBreakBefore w:val="0"/>
-        <w:widowControl w:val="1"/>
-        <w:pBdr>
-          <w:top w:space="0" w:sz="0" w:val="nil"/>
-          <w:left w:space="0" w:sz="0" w:val="nil"/>
-          <w:bottom w:space="0" w:sz="0" w:val="nil"/>
-          <w:right w:space="0" w:sz="0" w:val="nil"/>
-          <w:between w:space="0" w:sz="0" w:val="nil"/>
-        </w:pBdr>
-        <w:shd w:fill="auto" w:val="clear"/>
-        <w:spacing w:after="0" w:before="0" w:line="276" w:lineRule="auto"/>
-        <w:ind w:left="0" w:right="0" w:firstLine="0"/>
-        <w:jc w:val="center"/>
-        <w:rPr>
-          <w:rFonts w:ascii="Sanskrit Text" w:cs="Sanskrit Text" w:eastAsia="Sanskrit Text" w:hAnsi="Sanskrit Text"/>
-          <w:b w:val="0"/>
-          <w:bCs w:val="0"/>
-          <w:i w:val="0"/>
-          <w:iCs w:val="0"/>
-          <w:smallCaps w:val="0"/>
-          <w:strike w:val="0"/>
-          <w:color w:val="000000"/>
-          <w:sz w:val="24"/>
-          <w:szCs w:val="24"/>
-          <w:u w:val="none"/>
-          <w:shd w:fill="auto" w:val="clear"/>
-          <w:vertAlign w:val="baseline"/>
-        </w:rPr>
-      </w:pPr>
-      <w:r>
-        <w:rPr>
-          <w:rtl w:val="0"/>
-        </w:rPr>
-      </w:r>
-    </w:p>
-    <w:p>
-      <w:pPr>
-        <w:keepNext w:val="0"/>
-        <w:keepLines w:val="0"/>
-        <w:pageBreakBefore w:val="0"/>
-        <w:widowControl w:val="1"/>
-        <w:pBdr>
-          <w:top w:space="0" w:sz="0" w:val="nil"/>
-          <w:left w:space="0" w:sz="0" w:val="nil"/>
-          <w:bottom w:space="0" w:sz="0" w:val="nil"/>
-          <w:right w:space="0" w:sz="0" w:val="nil"/>
-          <w:between w:space="0" w:sz="0" w:val="nil"/>
-        </w:pBdr>
-        <w:shd w:fill="auto" w:val="clear"/>
-        <w:spacing w:after="0" w:before="0" w:line="276" w:lineRule="auto"/>
-        <w:ind w:left="0" w:right="0" w:firstLine="0"/>
-        <w:jc w:val="center"/>
-        <w:rPr>
-          <w:rFonts w:ascii="Sanskrit Text" w:cs="Sanskrit Text" w:eastAsia="Sanskrit Text" w:hAnsi="Sanskrit Text"/>
-          <w:b w:val="0"/>
-          <w:bCs w:val="0"/>
-          <w:i w:val="0"/>
-          <w:iCs w:val="0"/>
-          <w:smallCaps w:val="0"/>
-          <w:strike w:val="0"/>
-          <w:color w:val="000000"/>
-          <w:sz w:val="24"/>
-          <w:szCs w:val="24"/>
-          <w:u w:val="none"/>
-          <w:shd w:fill="auto" w:val="clear"/>
-          <w:vertAlign w:val="baseline"/>
-        </w:rPr>
-      </w:pPr>
-      <w:r>
-        <w:rPr>
-          <w:rtl w:val="0"/>
-        </w:rPr>
-      </w:r>
-    </w:p>
-    <w:p>
-      <w:pPr>
-        <w:keepNext w:val="0"/>
-        <w:keepLines w:val="0"/>
-        <w:pageBreakBefore w:val="0"/>
-        <w:widowControl w:val="1"/>
-        <w:pBdr>
-          <w:top w:space="0" w:sz="0" w:val="nil"/>
-          <w:left w:space="0" w:sz="0" w:val="nil"/>
-          <w:bottom w:space="0" w:sz="0" w:val="nil"/>
-          <w:right w:space="0" w:sz="0" w:val="nil"/>
-          <w:between w:space="0" w:sz="0" w:val="nil"/>
-        </w:pBdr>
-        <w:shd w:fill="auto" w:val="clear"/>
-        <w:spacing w:after="0" w:before="0" w:line="276" w:lineRule="auto"/>
-        <w:ind w:left="0" w:right="0" w:firstLine="0"/>
-        <w:jc w:val="center"/>
-        <w:rPr>
-          <w:rFonts w:ascii="Sanskrit Text" w:cs="Sanskrit Text" w:eastAsia="Sanskrit Text" w:hAnsi="Sanskrit Text"/>
-          <w:b w:val="0"/>
-          <w:bCs w:val="0"/>
-          <w:i w:val="0"/>
-          <w:iCs w:val="0"/>
-          <w:smallCaps w:val="0"/>
-          <w:strike w:val="0"/>
-          <w:color w:val="000000"/>
-          <w:sz w:val="24"/>
-          <w:szCs w:val="24"/>
-          <w:u w:val="none"/>
-          <w:shd w:fill="auto" w:val="clear"/>
-          <w:vertAlign w:val="baseline"/>
-        </w:rPr>
-      </w:pPr>
-      <w:r>
-        <w:rPr>
-          <w:rtl w:val="0"/>
-        </w:rPr>
-      </w:r>
-    </w:p>
-    <w:p>
-      <w:pPr>
-        <w:keepNext w:val="0"/>
-        <w:keepLines w:val="0"/>
-        <w:pageBreakBefore w:val="0"/>
+        <w:pageBreakBefore/>
         <w:widowControl w:val="1"/>
         <w:pBdr>
           <w:top w:space="0" w:sz="0" w:val="nil"/>
@@ -12581,46 +11371,7 @@
       <w:pPr>
         <w:keepNext w:val="0"/>
         <w:keepLines w:val="0"/>
-        <w:pageBreakBefore w:val="0"/>
-        <w:widowControl w:val="1"/>
-        <w:pBdr>
-          <w:top w:space="0" w:sz="0" w:val="nil"/>
-          <w:left w:space="0" w:sz="0" w:val="nil"/>
-          <w:bottom w:space="0" w:sz="0" w:val="nil"/>
-          <w:right w:space="0" w:sz="0" w:val="nil"/>
-          <w:between w:space="0" w:sz="0" w:val="nil"/>
-        </w:pBdr>
-        <w:shd w:fill="auto" w:val="clear"/>
-        <w:spacing w:after="0" w:before="0" w:line="276" w:lineRule="auto"/>
-        <w:ind w:left="0" w:right="0" w:firstLine="0"/>
-        <w:jc w:val="left"/>
-        <w:rPr>
-          <w:rFonts w:ascii="Sanskrit Text" w:cs="Sanskrit Text" w:eastAsia="Sanskrit Text" w:hAnsi="Sanskrit Text"/>
-          <w:b w:val="0"/>
-          <w:bCs w:val="0"/>
-          <w:i w:val="0"/>
-          <w:iCs w:val="0"/>
-          <w:smallCaps w:val="0"/>
-          <w:strike w:val="0"/>
-          <w:color w:val="000000"/>
-          <w:sz w:val="24"/>
-          <w:szCs w:val="24"/>
-          <w:u w:val="none"/>
-          <w:shd w:fill="auto" w:val="clear"/>
-          <w:vertAlign w:val="baseline"/>
-        </w:rPr>
-      </w:pPr>
-      <w:r>
-        <w:rPr>
-          <w:rtl w:val="0"/>
-        </w:rPr>
-      </w:r>
-    </w:p>
-    <w:p>
-      <w:pPr>
-        <w:keepNext w:val="0"/>
-        <w:keepLines w:val="0"/>
-        <w:pageBreakBefore w:val="0"/>
+        <w:pageBreakBefore/>
         <w:widowControl w:val="1"/>
         <w:pBdr>
           <w:top w:space="0" w:sz="0" w:val="nil"/>
@@ -13190,294 +11941,7 @@
       <w:pPr>
         <w:keepNext w:val="0"/>
         <w:keepLines w:val="0"/>
-        <w:pageBreakBefore w:val="0"/>
-        <w:widowControl w:val="1"/>
-        <w:pBdr>
-          <w:top w:space="0" w:sz="0" w:val="nil"/>
-          <w:left w:space="0" w:sz="0" w:val="nil"/>
-          <w:bottom w:space="0" w:sz="0" w:val="nil"/>
-          <w:right w:space="0" w:sz="0" w:val="nil"/>
-          <w:between w:space="0" w:sz="0" w:val="nil"/>
-        </w:pBdr>
-        <w:shd w:fill="auto" w:val="clear"/>
-        <w:spacing w:after="0" w:before="0" w:line="276" w:lineRule="auto"/>
-        <w:ind w:left="0" w:right="0" w:firstLine="0"/>
-        <w:jc w:val="right"/>
-        <w:rPr>
-          <w:rFonts w:ascii="Sanskrit Text" w:cs="Sanskrit Text" w:eastAsia="Sanskrit Text" w:hAnsi="Sanskrit Text"/>
-          <w:b w:val="0"/>
-          <w:bCs w:val="0"/>
-          <w:i w:val="0"/>
-          <w:iCs w:val="0"/>
-          <w:smallCaps w:val="0"/>
-          <w:strike w:val="0"/>
-          <w:color w:val="000000"/>
-          <w:sz w:val="24"/>
-          <w:szCs w:val="24"/>
-          <w:u w:val="none"/>
-          <w:shd w:fill="auto" w:val="clear"/>
-          <w:vertAlign w:val="baseline"/>
-        </w:rPr>
-      </w:pPr>
-      <w:r>
-        <w:rPr>
-          <w:rtl w:val="0"/>
-        </w:rPr>
-      </w:r>
-    </w:p>
-    <w:p>
-      <w:pPr>
-        <w:keepNext w:val="0"/>
-        <w:keepLines w:val="0"/>
-        <w:pageBreakBefore w:val="0"/>
-        <w:widowControl w:val="1"/>
-        <w:pBdr>
-          <w:top w:space="0" w:sz="0" w:val="nil"/>
-          <w:left w:space="0" w:sz="0" w:val="nil"/>
-          <w:bottom w:space="0" w:sz="0" w:val="nil"/>
-          <w:right w:space="0" w:sz="0" w:val="nil"/>
-          <w:between w:space="0" w:sz="0" w:val="nil"/>
-        </w:pBdr>
-        <w:shd w:fill="auto" w:val="clear"/>
-        <w:spacing w:after="0" w:before="0" w:line="276" w:lineRule="auto"/>
-        <w:ind w:left="0" w:right="0" w:firstLine="0"/>
-        <w:jc w:val="right"/>
-        <w:rPr>
-          <w:rFonts w:ascii="Sanskrit Text" w:cs="Sanskrit Text" w:eastAsia="Sanskrit Text" w:hAnsi="Sanskrit Text"/>
-          <w:b w:val="0"/>
-          <w:bCs w:val="0"/>
-          <w:i w:val="0"/>
-          <w:iCs w:val="0"/>
-          <w:smallCaps w:val="0"/>
-          <w:strike w:val="0"/>
-          <w:color w:val="000000"/>
-          <w:sz w:val="24"/>
-          <w:szCs w:val="24"/>
-          <w:u w:val="none"/>
-          <w:shd w:fill="auto" w:val="clear"/>
-          <w:vertAlign w:val="baseline"/>
-        </w:rPr>
-      </w:pPr>
-      <w:r>
-        <w:rPr>
-          <w:rtl w:val="0"/>
-        </w:rPr>
-      </w:r>
-    </w:p>
-    <w:p>
-      <w:pPr>
-        <w:keepNext w:val="0"/>
-        <w:keepLines w:val="0"/>
-        <w:pageBreakBefore w:val="0"/>
-        <w:widowControl w:val="1"/>
-        <w:pBdr>
-          <w:top w:space="0" w:sz="0" w:val="nil"/>
-          <w:left w:space="0" w:sz="0" w:val="nil"/>
-          <w:bottom w:space="0" w:sz="0" w:val="nil"/>
-          <w:right w:space="0" w:sz="0" w:val="nil"/>
-          <w:between w:space="0" w:sz="0" w:val="nil"/>
-        </w:pBdr>
-        <w:shd w:fill="auto" w:val="clear"/>
-        <w:spacing w:after="0" w:before="0" w:line="276" w:lineRule="auto"/>
-        <w:ind w:left="0" w:right="0" w:firstLine="0"/>
-        <w:jc w:val="right"/>
-        <w:rPr>
-          <w:rFonts w:ascii="Sanskrit Text" w:cs="Sanskrit Text" w:eastAsia="Sanskrit Text" w:hAnsi="Sanskrit Text"/>
-          <w:b w:val="0"/>
-          <w:bCs w:val="0"/>
-          <w:i w:val="0"/>
-          <w:iCs w:val="0"/>
-          <w:smallCaps w:val="0"/>
-          <w:strike w:val="0"/>
-          <w:color w:val="000000"/>
-          <w:sz w:val="24"/>
-          <w:szCs w:val="24"/>
-          <w:u w:val="none"/>
-          <w:shd w:fill="auto" w:val="clear"/>
-          <w:vertAlign w:val="baseline"/>
-        </w:rPr>
-      </w:pPr>
-      <w:r>
-        <w:rPr>
-          <w:rtl w:val="0"/>
-        </w:rPr>
-      </w:r>
-    </w:p>
-    <w:p>
-      <w:pPr>
-        <w:keepNext w:val="0"/>
-        <w:keepLines w:val="0"/>
-        <w:pageBreakBefore w:val="0"/>
-        <w:widowControl w:val="1"/>
-        <w:pBdr>
-          <w:top w:space="0" w:sz="0" w:val="nil"/>
-          <w:left w:space="0" w:sz="0" w:val="nil"/>
-          <w:bottom w:space="0" w:sz="0" w:val="nil"/>
-          <w:right w:space="0" w:sz="0" w:val="nil"/>
-          <w:between w:space="0" w:sz="0" w:val="nil"/>
-        </w:pBdr>
-        <w:shd w:fill="auto" w:val="clear"/>
-        <w:spacing w:after="0" w:before="0" w:line="276" w:lineRule="auto"/>
-        <w:ind w:left="0" w:right="0" w:firstLine="0"/>
-        <w:jc w:val="right"/>
-        <w:rPr>
-          <w:rFonts w:ascii="Sanskrit Text" w:cs="Sanskrit Text" w:eastAsia="Sanskrit Text" w:hAnsi="Sanskrit Text"/>
-          <w:b w:val="0"/>
-          <w:bCs w:val="0"/>
-          <w:i w:val="0"/>
-          <w:iCs w:val="0"/>
-          <w:smallCaps w:val="0"/>
-          <w:strike w:val="0"/>
-          <w:color w:val="000000"/>
-          <w:sz w:val="24"/>
-          <w:szCs w:val="24"/>
-          <w:u w:val="none"/>
-          <w:shd w:fill="auto" w:val="clear"/>
-          <w:vertAlign w:val="baseline"/>
-        </w:rPr>
-      </w:pPr>
-      <w:r>
-        <w:rPr>
-          <w:rtl w:val="0"/>
-        </w:rPr>
-      </w:r>
-    </w:p>
-    <w:p>
-      <w:pPr>
-        <w:keepNext w:val="0"/>
-        <w:keepLines w:val="0"/>
-        <w:pageBreakBefore w:val="0"/>
-        <w:widowControl w:val="1"/>
-        <w:pBdr>
-          <w:top w:space="0" w:sz="0" w:val="nil"/>
-          <w:left w:space="0" w:sz="0" w:val="nil"/>
-          <w:bottom w:space="0" w:sz="0" w:val="nil"/>
-          <w:right w:space="0" w:sz="0" w:val="nil"/>
-          <w:between w:space="0" w:sz="0" w:val="nil"/>
-        </w:pBdr>
-        <w:shd w:fill="auto" w:val="clear"/>
-        <w:spacing w:after="0" w:before="0" w:line="276" w:lineRule="auto"/>
-        <w:ind w:left="0" w:right="0" w:firstLine="0"/>
-        <w:jc w:val="right"/>
-        <w:rPr>
-          <w:rFonts w:ascii="Sanskrit Text" w:cs="Sanskrit Text" w:eastAsia="Sanskrit Text" w:hAnsi="Sanskrit Text"/>
-          <w:b w:val="0"/>
-          <w:bCs w:val="0"/>
-          <w:i w:val="0"/>
-          <w:iCs w:val="0"/>
-          <w:smallCaps w:val="0"/>
-          <w:strike w:val="0"/>
-          <w:color w:val="000000"/>
-          <w:sz w:val="24"/>
-          <w:szCs w:val="24"/>
-          <w:u w:val="none"/>
-          <w:shd w:fill="auto" w:val="clear"/>
-          <w:vertAlign w:val="baseline"/>
-        </w:rPr>
-      </w:pPr>
-      <w:r>
-        <w:rPr>
-          <w:rtl w:val="0"/>
-        </w:rPr>
-      </w:r>
-    </w:p>
-    <w:p>
-      <w:pPr>
-        <w:keepNext w:val="0"/>
-        <w:keepLines w:val="0"/>
-        <w:pageBreakBefore w:val="0"/>
-        <w:widowControl w:val="1"/>
-        <w:pBdr>
-          <w:top w:space="0" w:sz="0" w:val="nil"/>
-          <w:left w:space="0" w:sz="0" w:val="nil"/>
-          <w:bottom w:space="0" w:sz="0" w:val="nil"/>
-          <w:right w:space="0" w:sz="0" w:val="nil"/>
-          <w:between w:space="0" w:sz="0" w:val="nil"/>
-        </w:pBdr>
-        <w:shd w:fill="auto" w:val="clear"/>
-        <w:spacing w:after="0" w:before="0" w:line="276" w:lineRule="auto"/>
-        <w:ind w:left="0" w:right="0" w:firstLine="0"/>
-        <w:jc w:val="right"/>
-        <w:rPr>
-          <w:rFonts w:ascii="Sanskrit Text" w:cs="Sanskrit Text" w:eastAsia="Sanskrit Text" w:hAnsi="Sanskrit Text"/>
-          <w:b w:val="0"/>
-          <w:bCs w:val="0"/>
-          <w:i w:val="0"/>
-          <w:iCs w:val="0"/>
-          <w:smallCaps w:val="0"/>
-          <w:strike w:val="0"/>
-          <w:color w:val="000000"/>
-          <w:sz w:val="24"/>
-          <w:szCs w:val="24"/>
-          <w:u w:val="none"/>
-          <w:shd w:fill="auto" w:val="clear"/>
-          <w:vertAlign w:val="baseline"/>
-        </w:rPr>
-      </w:pPr>
-      <w:r>
-        <w:rPr>
-          <w:rFonts w:ascii="Sanskrit Text" w:cs="Sanskrit Text" w:eastAsia="Sanskrit Text" w:hAnsi="Sanskrit Text"/>
-          <w:b w:val="0"/>
-          <w:bCs w:val="0"/>
-          <w:i w:val="0"/>
-          <w:iCs w:val="0"/>
-          <w:smallCaps w:val="0"/>
-          <w:strike w:val="0"/>
-          <w:color w:val="000000"/>
-          <w:sz w:val="24"/>
-          <w:szCs w:val="24"/>
-          <w:u w:val="none"/>
-          <w:shd w:fill="auto" w:val="clear"/>
-          <w:vertAlign w:val="baseline"/>
-          <w:rtl w:val="0"/>
-        </w:rPr>
-        <w:t xml:space="preserve"> </w:t>
-      </w:r>
-    </w:p>
-    <w:p>
-      <w:pPr>
-        <w:keepNext w:val="0"/>
-        <w:keepLines w:val="0"/>
-        <w:pageBreakBefore w:val="0"/>
-        <w:widowControl w:val="1"/>
-        <w:pBdr>
-          <w:top w:space="0" w:sz="0" w:val="nil"/>
-          <w:left w:space="0" w:sz="0" w:val="nil"/>
-          <w:bottom w:space="0" w:sz="0" w:val="nil"/>
-          <w:right w:space="0" w:sz="0" w:val="nil"/>
-          <w:between w:space="0" w:sz="0" w:val="nil"/>
-        </w:pBdr>
-        <w:shd w:fill="auto" w:val="clear"/>
-        <w:spacing w:after="0" w:before="0" w:line="276" w:lineRule="auto"/>
-        <w:ind w:left="0" w:right="0" w:firstLine="0"/>
-        <w:jc w:val="center"/>
-        <w:rPr>
-          <w:rFonts w:ascii="Sanskrit Text" w:cs="Sanskrit Text" w:eastAsia="Sanskrit Text" w:hAnsi="Sanskrit Text"/>
-          <w:b w:val="1"/>
-          <w:bCs w:val="1"/>
-          <w:i w:val="0"/>
-          <w:iCs w:val="0"/>
-          <w:smallCaps w:val="0"/>
-          <w:strike w:val="0"/>
-          <w:color w:val="000000"/>
-          <w:sz w:val="24"/>
-          <w:szCs w:val="24"/>
-          <w:u w:val="none"/>
-          <w:shd w:fill="auto" w:val="clear"/>
-          <w:vertAlign w:val="baseline"/>
-        </w:rPr>
-      </w:pPr>
-      <w:r>
-        <w:rPr>
-          <w:rtl w:val="0"/>
-        </w:rPr>
-      </w:r>
-    </w:p>
-    <w:p>
-      <w:pPr>
-        <w:keepNext w:val="0"/>
-        <w:keepLines w:val="0"/>
-        <w:pageBreakBefore w:val="0"/>
+        <w:pageBreakBefore/>
         <w:widowControl w:val="1"/>
         <w:pBdr>
           <w:top w:space="0" w:sz="0" w:val="nil"/>
@@ -15907,263 +14371,7 @@
     </w:p>
     <w:p>
       <w:pPr>
-        <w:spacing w:line="480" w:lineRule="auto"/>
-        <w:jc w:val="center"/>
-        <w:rPr>
-          <w:rFonts w:ascii="Sanskrit Text" w:cs="Sanskrit Text" w:eastAsia="Sanskrit Text" w:hAnsi="Sanskrit Text"/>
-          <w:b w:val="1"/>
-          <w:bCs w:val="1"/>
-          <w:sz w:val="32"/>
-          <w:szCs w:val="32"/>
-        </w:rPr>
-      </w:pPr>
-      <w:r>
-        <w:rPr>
-          <w:rtl w:val="0"/>
-        </w:rPr>
-      </w:r>
-    </w:p>
-    <w:p>
-      <w:pPr>
-        <w:keepNext w:val="0"/>
-        <w:keepLines w:val="0"/>
-        <w:pageBreakBefore w:val="0"/>
-        <w:widowControl w:val="1"/>
-        <w:pBdr>
-          <w:top w:space="0" w:sz="0" w:val="nil"/>
-          <w:left w:space="0" w:sz="0" w:val="nil"/>
-          <w:bottom w:space="0" w:sz="0" w:val="nil"/>
-          <w:right w:space="0" w:sz="0" w:val="nil"/>
-          <w:between w:space="0" w:sz="0" w:val="nil"/>
-        </w:pBdr>
-        <w:shd w:fill="auto" w:val="clear"/>
-        <w:spacing w:after="0" w:before="0" w:line="276" w:lineRule="auto"/>
-        <w:ind w:left="0" w:right="0" w:firstLine="0"/>
-        <w:jc w:val="both"/>
-        <w:rPr>
-          <w:rFonts w:ascii="Sanskrit Text" w:cs="Sanskrit Text" w:eastAsia="Sanskrit Text" w:hAnsi="Sanskrit Text"/>
-          <w:b w:val="0"/>
-          <w:bCs w:val="0"/>
-          <w:i w:val="0"/>
-          <w:iCs w:val="0"/>
-          <w:smallCaps w:val="0"/>
-          <w:strike w:val="0"/>
-          <w:color w:val="000000"/>
-          <w:sz w:val="24"/>
-          <w:szCs w:val="24"/>
-          <w:u w:val="none"/>
-          <w:shd w:fill="auto" w:val="clear"/>
-          <w:vertAlign w:val="baseline"/>
-        </w:rPr>
-      </w:pPr>
-      <w:r>
-        <w:rPr>
-          <w:rFonts w:ascii="Sanskrit Text" w:cs="Sanskrit Text" w:eastAsia="Sanskrit Text" w:hAnsi="Sanskrit Text"/>
-          <w:b w:val="0"/>
-          <w:bCs w:val="0"/>
-          <w:i w:val="0"/>
-          <w:iCs w:val="0"/>
-          <w:smallCaps w:val="0"/>
-          <w:strike w:val="0"/>
-          <w:color w:val="000000"/>
-          <w:sz w:val="24"/>
-          <w:szCs w:val="24"/>
-          <w:u w:val="none"/>
-          <w:shd w:fill="auto" w:val="clear"/>
-          <w:vertAlign w:val="baseline"/>
-          <w:rtl w:val="0"/>
-        </w:rPr>
-        <w:t xml:space="preserve">     </w:t>
-      </w:r>
-    </w:p>
-    <w:p>
-      <w:pPr>
-        <w:keepNext w:val="0"/>
-        <w:keepLines w:val="0"/>
-        <w:pageBreakBefore w:val="0"/>
-        <w:widowControl w:val="1"/>
-        <w:pBdr>
-          <w:top w:space="0" w:sz="0" w:val="nil"/>
-          <w:left w:space="0" w:sz="0" w:val="nil"/>
-          <w:bottom w:space="0" w:sz="0" w:val="nil"/>
-          <w:right w:space="0" w:sz="0" w:val="nil"/>
-          <w:between w:space="0" w:sz="0" w:val="nil"/>
-        </w:pBdr>
-        <w:shd w:fill="auto" w:val="clear"/>
-        <w:spacing w:after="0" w:before="0" w:line="276" w:lineRule="auto"/>
-        <w:ind w:left="0" w:right="0" w:firstLine="0"/>
-        <w:jc w:val="both"/>
-        <w:rPr>
-          <w:rFonts w:ascii="Sanskrit Text" w:cs="Sanskrit Text" w:eastAsia="Sanskrit Text" w:hAnsi="Sanskrit Text"/>
-          <w:b w:val="0"/>
-          <w:bCs w:val="0"/>
-          <w:i w:val="0"/>
-          <w:iCs w:val="0"/>
-          <w:smallCaps w:val="0"/>
-          <w:strike w:val="0"/>
-          <w:color w:val="000000"/>
-          <w:sz w:val="24"/>
-          <w:szCs w:val="24"/>
-          <w:u w:val="none"/>
-          <w:shd w:fill="auto" w:val="clear"/>
-          <w:vertAlign w:val="baseline"/>
-        </w:rPr>
-      </w:pPr>
-      <w:r>
-        <w:rPr>
-          <w:rFonts w:ascii="Sanskrit Text" w:cs="Sanskrit Text" w:eastAsia="Sanskrit Text" w:hAnsi="Sanskrit Text"/>
-          <w:b w:val="0"/>
-          <w:bCs w:val="0"/>
-          <w:i w:val="0"/>
-          <w:iCs w:val="0"/>
-          <w:smallCaps w:val="0"/>
-          <w:strike w:val="0"/>
-          <w:color w:val="000000"/>
-          <w:sz w:val="24"/>
-          <w:szCs w:val="24"/>
-          <w:u w:val="none"/>
-          <w:shd w:fill="auto" w:val="clear"/>
-          <w:vertAlign w:val="baseline"/>
-          <w:rtl w:val="0"/>
-        </w:rPr>
-        <w:t xml:space="preserve">                                                   </w:t>
-        <w:tab/>
-        <w:tab/>
-        <w:t xml:space="preserve">   </w:t>
-      </w:r>
-    </w:p>
-    <w:p>
-      <w:pPr>
-        <w:keepNext w:val="0"/>
-        <w:keepLines w:val="0"/>
-        <w:pageBreakBefore w:val="0"/>
-        <w:widowControl w:val="1"/>
-        <w:pBdr>
-          <w:top w:space="0" w:sz="0" w:val="nil"/>
-          <w:left w:space="0" w:sz="0" w:val="nil"/>
-          <w:bottom w:space="0" w:sz="0" w:val="nil"/>
-          <w:right w:space="0" w:sz="0" w:val="nil"/>
-          <w:between w:space="0" w:sz="0" w:val="nil"/>
-        </w:pBdr>
-        <w:shd w:fill="auto" w:val="clear"/>
-        <w:spacing w:after="0" w:before="0" w:line="276" w:lineRule="auto"/>
-        <w:ind w:left="0" w:right="0" w:firstLine="0"/>
-        <w:jc w:val="both"/>
-        <w:rPr>
-          <w:rFonts w:ascii="Sanskrit Text" w:cs="Sanskrit Text" w:eastAsia="Sanskrit Text" w:hAnsi="Sanskrit Text"/>
-          <w:b w:val="0"/>
-          <w:bCs w:val="0"/>
-          <w:i w:val="0"/>
-          <w:iCs w:val="0"/>
-          <w:smallCaps w:val="0"/>
-          <w:strike w:val="0"/>
-          <w:color w:val="000000"/>
-          <w:sz w:val="24"/>
-          <w:szCs w:val="24"/>
-          <w:u w:val="none"/>
-          <w:shd w:fill="auto" w:val="clear"/>
-          <w:vertAlign w:val="baseline"/>
-        </w:rPr>
-      </w:pPr>
-      <w:r>
-        <w:rPr>
-          <w:rFonts w:ascii="Sanskrit Text" w:cs="Sanskrit Text" w:eastAsia="Sanskrit Text" w:hAnsi="Sanskrit Text"/>
-          <w:b w:val="0"/>
-          <w:bCs w:val="0"/>
-          <w:i w:val="0"/>
-          <w:iCs w:val="0"/>
-          <w:smallCaps w:val="0"/>
-          <w:strike w:val="0"/>
-          <w:color w:val="000000"/>
-          <w:sz w:val="24"/>
-          <w:szCs w:val="24"/>
-          <w:u w:val="none"/>
-          <w:shd w:fill="auto" w:val="clear"/>
-          <w:vertAlign w:val="baseline"/>
-          <w:rtl w:val="0"/>
-        </w:rPr>
-        <w:tab/>
-      </w:r>
-      <w:r>
-        <w:rPr>
-          <w:rFonts w:ascii="Sanskrit Text" w:cs="Sanskrit Text" w:eastAsia="Sanskrit Text" w:hAnsi="Sanskrit Text"/>
-          <w:b w:val="0"/>
-          <w:bCs w:val="0"/>
-          <w:i w:val="0"/>
-          <w:iCs w:val="0"/>
-          <w:smallCaps w:val="0"/>
-          <w:strike w:val="0"/>
-          <w:color w:val="000000"/>
-          <w:sz w:val="28"/>
-          <w:szCs w:val="28"/>
-          <w:u w:val="none"/>
-          <w:shd w:fill="auto" w:val="clear"/>
-          <w:vertAlign w:val="baseline"/>
-          <w:rtl w:val="0"/>
-        </w:rPr>
-        <w:t xml:space="preserve">    </w:t>
-        <w:tab/>
-        <w:tab/>
-        <w:tab/>
-        <w:tab/>
-        <w:t xml:space="preserve">               </w:t>
-        <w:tab/>
-        <w:t xml:space="preserve"> </w:t>
-      </w:r>
-      <w:r>
-        <w:rPr>
-          <w:rtl w:val="0"/>
-        </w:rPr>
-      </w:r>
-    </w:p>
-    <w:p>
-      <w:pPr>
-        <w:rPr>
-          <w:rFonts w:ascii="Sanskrit Text" w:cs="Sanskrit Text" w:eastAsia="Sanskrit Text" w:hAnsi="Sanskrit Text"/>
-          <w:sz w:val="24"/>
-          <w:szCs w:val="24"/>
-        </w:rPr>
-      </w:pPr>
-      <w:r>
-        <w:rPr>
-          <w:rFonts w:ascii="Sanskrit Text" w:cs="Sanskrit Text" w:eastAsia="Sanskrit Text" w:hAnsi="Sanskrit Text"/>
-          <w:sz w:val="24"/>
-          <w:szCs w:val="24"/>
-          <w:rtl w:val="0"/>
-        </w:rPr>
-        <w:t xml:space="preserve">                                                                 </w:t>
-      </w:r>
-    </w:p>
-    <w:p>
-      <w:pPr>
-        <w:rPr>
-          <w:rFonts w:ascii="Sanskrit Text" w:cs="Sanskrit Text" w:eastAsia="Sanskrit Text" w:hAnsi="Sanskrit Text"/>
-          <w:sz w:val="24"/>
-          <w:szCs w:val="24"/>
-        </w:rPr>
-      </w:pPr>
-      <w:r>
-        <w:rPr>
-          <w:rtl w:val="0"/>
-        </w:rPr>
-      </w:r>
-    </w:p>
-    <w:p>
-      <w:pPr>
-        <w:rPr>
-          <w:rFonts w:ascii="Sanskrit Text" w:cs="Sanskrit Text" w:eastAsia="Sanskrit Text" w:hAnsi="Sanskrit Text"/>
-          <w:sz w:val="24"/>
-          <w:szCs w:val="24"/>
-        </w:rPr>
-      </w:pPr>
-      <w:r>
-        <w:rPr>
-          <w:rtl w:val="0"/>
-        </w:rPr>
-      </w:r>
-    </w:p>
-    <w:p>
-      <w:pPr>
+        <w:pageBreakBefore/>
         <w:jc w:val="center"/>
         <w:rPr>
           <w:rFonts w:ascii="Sanskrit Text" w:cs="Sanskrit Text" w:eastAsia="Sanskrit Text" w:hAnsi="Sanskrit Text"/>
@@ -17790,227 +15998,6 @@
             </v:textbox>
           </v:shape>
         </w:pict>
-      </w:r>
-    </w:p>
-    <w:p>
-      <w:pPr>
-        <w:keepNext w:val="0"/>
-        <w:keepLines w:val="0"/>
-        <w:pageBreakBefore w:val="0"/>
-        <w:widowControl w:val="1"/>
-        <w:pBdr>
-          <w:top w:space="0" w:sz="0" w:val="nil"/>
-          <w:left w:space="0" w:sz="0" w:val="nil"/>
-          <w:bottom w:space="0" w:sz="0" w:val="nil"/>
-          <w:right w:space="0" w:sz="0" w:val="nil"/>
-          <w:between w:space="0" w:sz="0" w:val="nil"/>
-        </w:pBdr>
-        <w:shd w:fill="auto" w:val="clear"/>
-        <w:spacing w:after="0" w:before="0" w:line="276" w:lineRule="auto"/>
-        <w:ind w:left="0" w:right="0" w:firstLine="0"/>
-        <w:jc w:val="center"/>
-        <w:rPr>
-          <w:rFonts w:ascii="Sanskrit Text" w:cs="Sanskrit Text" w:eastAsia="Sanskrit Text" w:hAnsi="Sanskrit Text"/>
-          <w:b w:val="0"/>
-          <w:bCs w:val="0"/>
-          <w:i w:val="0"/>
-          <w:iCs w:val="0"/>
-          <w:smallCaps w:val="0"/>
-          <w:strike w:val="0"/>
-          <w:color w:val="000000"/>
-          <w:sz w:val="24"/>
-          <w:szCs w:val="24"/>
-          <w:u w:val="none"/>
-          <w:shd w:fill="auto" w:val="clear"/>
-          <w:vertAlign w:val="baseline"/>
-        </w:rPr>
-      </w:pPr>
-      <w:r>
-        <w:rPr>
-          <w:rtl w:val="0"/>
-        </w:rPr>
-      </w:r>
-    </w:p>
-    <w:p>
-      <w:pPr>
-        <w:keepNext w:val="0"/>
-        <w:keepLines w:val="0"/>
-        <w:pageBreakBefore w:val="0"/>
-        <w:widowControl w:val="1"/>
-        <w:pBdr>
-          <w:top w:space="0" w:sz="0" w:val="nil"/>
-          <w:left w:space="0" w:sz="0" w:val="nil"/>
-          <w:bottom w:space="0" w:sz="0" w:val="nil"/>
-          <w:right w:space="0" w:sz="0" w:val="nil"/>
-          <w:between w:space="0" w:sz="0" w:val="nil"/>
-        </w:pBdr>
-        <w:shd w:fill="auto" w:val="clear"/>
-        <w:spacing w:after="0" w:before="0" w:line="276" w:lineRule="auto"/>
-        <w:ind w:left="0" w:right="0" w:firstLine="0"/>
-        <w:jc w:val="center"/>
-        <w:rPr>
-          <w:rFonts w:ascii="Sanskrit Text" w:cs="Sanskrit Text" w:eastAsia="Sanskrit Text" w:hAnsi="Sanskrit Text"/>
-          <w:b w:val="0"/>
-          <w:bCs w:val="0"/>
-          <w:i w:val="0"/>
-          <w:iCs w:val="0"/>
-          <w:smallCaps w:val="0"/>
-          <w:strike w:val="0"/>
-          <w:color w:val="000000"/>
-          <w:sz w:val="24"/>
-          <w:szCs w:val="24"/>
-          <w:u w:val="none"/>
-          <w:shd w:fill="auto" w:val="clear"/>
-          <w:vertAlign w:val="baseline"/>
-        </w:rPr>
-      </w:pPr>
-      <w:r>
-        <w:rPr>
-          <w:rtl w:val="0"/>
-        </w:rPr>
-      </w:r>
-    </w:p>
-    <w:p>
-      <w:pPr>
-        <w:keepNext w:val="0"/>
-        <w:keepLines w:val="0"/>
-        <w:pageBreakBefore w:val="0"/>
-        <w:widowControl w:val="1"/>
-        <w:pBdr>
-          <w:top w:space="0" w:sz="0" w:val="nil"/>
-          <w:left w:space="0" w:sz="0" w:val="nil"/>
-          <w:bottom w:space="0" w:sz="0" w:val="nil"/>
-          <w:right w:space="0" w:sz="0" w:val="nil"/>
-          <w:between w:space="0" w:sz="0" w:val="nil"/>
-        </w:pBdr>
-        <w:shd w:fill="auto" w:val="clear"/>
-        <w:spacing w:after="0" w:before="0" w:line="276" w:lineRule="auto"/>
-        <w:ind w:left="0" w:right="0" w:firstLine="0"/>
-        <w:jc w:val="center"/>
-        <w:rPr>
-          <w:rFonts w:ascii="Sanskrit Text" w:cs="Sanskrit Text" w:eastAsia="Sanskrit Text" w:hAnsi="Sanskrit Text"/>
-          <w:b w:val="0"/>
-          <w:bCs w:val="0"/>
-          <w:i w:val="0"/>
-          <w:iCs w:val="0"/>
-          <w:smallCaps w:val="0"/>
-          <w:strike w:val="0"/>
-          <w:color w:val="000000"/>
-          <w:sz w:val="24"/>
-          <w:szCs w:val="24"/>
-          <w:u w:val="none"/>
-          <w:shd w:fill="auto" w:val="clear"/>
-          <w:vertAlign w:val="baseline"/>
-        </w:rPr>
-      </w:pPr>
-      <w:r>
-        <w:rPr>
-          <w:rtl w:val="0"/>
-        </w:rPr>
-      </w:r>
-    </w:p>
-    <w:p>
-      <w:pPr>
-        <w:keepNext w:val="0"/>
-        <w:keepLines w:val="0"/>
-        <w:pageBreakBefore w:val="0"/>
-        <w:widowControl w:val="1"/>
-        <w:pBdr>
-          <w:top w:space="0" w:sz="0" w:val="nil"/>
-          <w:left w:space="0" w:sz="0" w:val="nil"/>
-          <w:bottom w:space="0" w:sz="0" w:val="nil"/>
-          <w:right w:space="0" w:sz="0" w:val="nil"/>
-          <w:between w:space="0" w:sz="0" w:val="nil"/>
-        </w:pBdr>
-        <w:shd w:fill="auto" w:val="clear"/>
-        <w:spacing w:after="0" w:before="0" w:line="276" w:lineRule="auto"/>
-        <w:ind w:left="0" w:right="0" w:firstLine="0"/>
-        <w:jc w:val="center"/>
-        <w:rPr>
-          <w:rFonts w:ascii="Sanskrit Text" w:cs="Sanskrit Text" w:eastAsia="Sanskrit Text" w:hAnsi="Sanskrit Text"/>
-          <w:b w:val="0"/>
-          <w:bCs w:val="0"/>
-          <w:i w:val="0"/>
-          <w:iCs w:val="0"/>
-          <w:smallCaps w:val="0"/>
-          <w:strike w:val="0"/>
-          <w:color w:val="000000"/>
-          <w:sz w:val="24"/>
-          <w:szCs w:val="24"/>
-          <w:u w:val="none"/>
-          <w:shd w:fill="auto" w:val="clear"/>
-          <w:vertAlign w:val="baseline"/>
-        </w:rPr>
-      </w:pPr>
-      <w:r>
-        <w:rPr>
-          <w:rtl w:val="0"/>
-        </w:rPr>
-      </w:r>
-    </w:p>
-    <w:p>
-      <w:pPr>
-        <w:keepNext w:val="0"/>
-        <w:keepLines w:val="0"/>
-        <w:pageBreakBefore w:val="0"/>
-        <w:widowControl w:val="1"/>
-        <w:pBdr>
-          <w:top w:space="0" w:sz="0" w:val="nil"/>
-          <w:left w:space="0" w:sz="0" w:val="nil"/>
-          <w:bottom w:space="0" w:sz="0" w:val="nil"/>
-          <w:right w:space="0" w:sz="0" w:val="nil"/>
-          <w:between w:space="0" w:sz="0" w:val="nil"/>
-        </w:pBdr>
-        <w:shd w:fill="auto" w:val="clear"/>
-        <w:spacing w:after="0" w:before="0" w:line="276" w:lineRule="auto"/>
-        <w:ind w:left="0" w:right="0" w:firstLine="0"/>
-        <w:jc w:val="center"/>
-        <w:rPr>
-          <w:rFonts w:ascii="Sanskrit Text" w:cs="Sanskrit Text" w:eastAsia="Sanskrit Text" w:hAnsi="Sanskrit Text"/>
-          <w:b w:val="0"/>
-          <w:bCs w:val="0"/>
-          <w:i w:val="0"/>
-          <w:iCs w:val="0"/>
-          <w:smallCaps w:val="0"/>
-          <w:strike w:val="0"/>
-          <w:color w:val="000000"/>
-          <w:sz w:val="24"/>
-          <w:szCs w:val="24"/>
-          <w:u w:val="none"/>
-          <w:shd w:fill="auto" w:val="clear"/>
-          <w:vertAlign w:val="baseline"/>
-        </w:rPr>
-      </w:pPr>
-      <w:r>
-        <w:rPr>
-          <w:rtl w:val="0"/>
-        </w:rPr>
-      </w:r>
-    </w:p>
-    <w:p>
-      <w:pPr>
-        <w:rPr>
-          <w:rFonts w:ascii="Sanskrit Text" w:cs="Sanskrit Text" w:eastAsia="Sanskrit Text" w:hAnsi="Sanskrit Text"/>
-          <w:sz w:val="24"/>
-          <w:szCs w:val="24"/>
-        </w:rPr>
-      </w:pPr>
-      <w:r>
-        <w:rPr>
-          <w:rtl w:val="0"/>
-        </w:rPr>
-      </w:r>
-    </w:p>
-    <w:p>
-      <w:pPr>
-        <w:rPr>
-          <w:rFonts w:ascii="Sanskrit Text" w:cs="Sanskrit Text" w:eastAsia="Sanskrit Text" w:hAnsi="Sanskrit Text"/>
-        </w:rPr>
-      </w:pPr>
-      <w:r>
-        <w:rPr>
-          <w:rtl w:val="0"/>
-        </w:rPr>
       </w:r>
     </w:p>
     <w:sectPr>

--- a/templates/gss/report-template.docx
+++ b/templates/gss/report-template.docx
@@ -9520,7 +9520,7 @@
                 <w:szCs w:val="28"/>
                 <w:rtl w:val="0"/>
               </w:rPr>
-              <w:t>ऑडिट अवधि वर्ष का हानि {{p_l}} जबकि गत वर्ष {{last_p_l}} रू हानि रही है। खर्चे सामान्य रहे है</w:t>
+              <w:t>ऑडिट अवधि वर्ष का {{pl_word}} {{p_l}} रू. जबकि गत वर्ष {{last_pl_word}} {{last_p_l}} रू. {{last_pl_verb}} है। खर्चे सामान्य रहे है</w:t>
             </w:r>
           </w:p>
         </w:tc>
@@ -11436,7 +11436,377 @@
           <w:vertAlign w:val="baseline"/>
           <w:rtl w:val="0"/>
         </w:rPr>
-        <w:t xml:space="preserve">व्यापार खाता एवं लाभ हानि खाता दिनांक 01.04.2025 से 31.03.2026</w:t>
+        <w:t xml:space="preserve">व्यापार खाता दिनांक 01.04.2025 से 31.03.2026</w:t>
+      </w:r>
+    </w:p>
+    <w:tbl>
+      <w:tblPr>
+        <w:tblStyle w:val="Table11"/>
+        <w:tblW w:w="9558.0" w:type="dxa"/>
+        <w:jc w:val="left"/>
+        <w:tblInd w:w="-108.0" w:type="dxa"/>
+        <w:tblBorders>
+          <w:top w:color="000000" w:space="0" w:sz="4" w:val="single"/>
+          <w:left w:color="000000" w:space="0" w:sz="4" w:val="single"/>
+          <w:bottom w:color="000000" w:space="0" w:sz="4" w:val="single"/>
+          <w:right w:color="000000" w:space="0" w:sz="4" w:val="single"/>
+          <w:insideH w:color="000000" w:space="0" w:sz="4" w:val="single"/>
+          <w:insideV w:color="000000" w:space="0" w:sz="4" w:val="single"/>
+        </w:tblBorders>
+        <w:tblLayout w:type="fixed"/>
+        <w:tblLook w:val="0400"/>
+      </w:tblPr>
+      <w:tblGrid>
+        <w:gridCol w:w="738"/>
+        <w:gridCol w:w="2880"/>
+        <w:gridCol w:w="1170"/>
+        <w:gridCol w:w="630"/>
+        <w:gridCol w:w="2970"/>
+        <w:gridCol w:w="1170"/>
+        <w:tblGridChange w:id="0">
+          <w:tblGrid>
+            <w:gridCol w:w="738"/>
+            <w:gridCol w:w="2880"/>
+            <w:gridCol w:w="1170"/>
+            <w:gridCol w:w="630"/>
+            <w:gridCol w:w="2970"/>
+            <w:gridCol w:w="1170"/>
+          </w:tblGrid>
+        </w:tblGridChange>
+      </w:tblGrid>
+      <w:tr>
+        <w:trPr>
+          <w:cantSplit w:val="0"/>
+          <w:tblHeader w:val="0"/>
+        </w:trPr>
+        <w:tc>
+          <w:tcPr/>
+          <w:p>
+            <w:pPr>
+              <w:rPr>
+                <w:rFonts w:ascii="Sanskrit Text" w:cs="Sanskrit Text" w:eastAsia="Sanskrit Text" w:hAnsi="Sanskrit Text"/>
+                <w:sz w:val="24"/>
+                <w:szCs w:val="24"/>
+              </w:rPr>
+            </w:pPr>
+            <w:r>
+              <w:rPr>
+                <w:rFonts w:ascii="Sanskrit Text" w:cs="Sanskrit Text" w:eastAsia="Sanskrit Text" w:hAnsi="Sanskrit Text"/>
+                <w:sz w:val="24"/>
+                <w:szCs w:val="24"/>
+                <w:rtl w:val="0"/>
+              </w:rPr>
+              <w:t xml:space="preserve">क्र.</w:t>
+            </w:r>
+          </w:p>
+        </w:tc>
+        <w:tc>
+          <w:tcPr/>
+          <w:p>
+            <w:pPr>
+              <w:rPr>
+                <w:rFonts w:ascii="Sanskrit Text" w:cs="Sanskrit Text" w:eastAsia="Sanskrit Text" w:hAnsi="Sanskrit Text"/>
+                <w:sz w:val="24"/>
+                <w:szCs w:val="24"/>
+              </w:rPr>
+            </w:pPr>
+            <w:r>
+              <w:rPr>
+                <w:rFonts w:ascii="Sanskrit Text" w:cs="Sanskrit Text" w:eastAsia="Sanskrit Text" w:hAnsi="Sanskrit Text"/>
+                <w:sz w:val="24"/>
+                <w:szCs w:val="24"/>
+                <w:rtl w:val="0"/>
+              </w:rPr>
+              <w:t xml:space="preserve">विवरण</w:t>
+            </w:r>
+          </w:p>
+        </w:tc>
+        <w:tc>
+          <w:tcPr/>
+          <w:p>
+            <w:pPr>
+              <w:rPr>
+                <w:rFonts w:ascii="Sanskrit Text" w:cs="Sanskrit Text" w:eastAsia="Sanskrit Text" w:hAnsi="Sanskrit Text"/>
+                <w:sz w:val="24"/>
+                <w:szCs w:val="24"/>
+              </w:rPr>
+            </w:pPr>
+            <w:r>
+              <w:rPr>
+                <w:rFonts w:ascii="Sanskrit Text" w:cs="Sanskrit Text" w:eastAsia="Sanskrit Text" w:hAnsi="Sanskrit Text"/>
+                <w:sz w:val="24"/>
+                <w:szCs w:val="24"/>
+                <w:rtl w:val="0"/>
+              </w:rPr>
+              <w:t xml:space="preserve">राशि</w:t>
+            </w:r>
+          </w:p>
+        </w:tc>
+        <w:tc>
+          <w:tcPr/>
+          <w:p>
+            <w:pPr>
+              <w:rPr>
+                <w:rFonts w:ascii="Sanskrit Text" w:cs="Sanskrit Text" w:eastAsia="Sanskrit Text" w:hAnsi="Sanskrit Text"/>
+                <w:sz w:val="24"/>
+                <w:szCs w:val="24"/>
+              </w:rPr>
+            </w:pPr>
+            <w:r>
+              <w:rPr>
+                <w:rFonts w:ascii="Sanskrit Text" w:cs="Sanskrit Text" w:eastAsia="Sanskrit Text" w:hAnsi="Sanskrit Text"/>
+                <w:sz w:val="24"/>
+                <w:szCs w:val="24"/>
+                <w:rtl w:val="0"/>
+              </w:rPr>
+              <w:t xml:space="preserve">क्र.</w:t>
+            </w:r>
+          </w:p>
+        </w:tc>
+        <w:tc>
+          <w:tcPr/>
+          <w:p>
+            <w:pPr>
+              <w:rPr>
+                <w:rFonts w:ascii="Sanskrit Text" w:cs="Sanskrit Text" w:eastAsia="Sanskrit Text" w:hAnsi="Sanskrit Text"/>
+                <w:sz w:val="24"/>
+                <w:szCs w:val="24"/>
+              </w:rPr>
+            </w:pPr>
+            <w:r>
+              <w:rPr>
+                <w:rFonts w:ascii="Sanskrit Text" w:cs="Sanskrit Text" w:eastAsia="Sanskrit Text" w:hAnsi="Sanskrit Text"/>
+                <w:sz w:val="24"/>
+                <w:szCs w:val="24"/>
+                <w:rtl w:val="0"/>
+              </w:rPr>
+              <w:t xml:space="preserve">विवरण</w:t>
+            </w:r>
+          </w:p>
+        </w:tc>
+        <w:tc>
+          <w:tcPr/>
+          <w:p>
+            <w:pPr>
+              <w:rPr>
+                <w:rFonts w:ascii="Sanskrit Text" w:cs="Sanskrit Text" w:eastAsia="Sanskrit Text" w:hAnsi="Sanskrit Text"/>
+                <w:sz w:val="24"/>
+                <w:szCs w:val="24"/>
+              </w:rPr>
+            </w:pPr>
+            <w:r>
+              <w:rPr>
+                <w:rFonts w:ascii="Sanskrit Text" w:cs="Sanskrit Text" w:eastAsia="Sanskrit Text" w:hAnsi="Sanskrit Text"/>
+                <w:sz w:val="24"/>
+                <w:szCs w:val="24"/>
+                <w:rtl w:val="0"/>
+              </w:rPr>
+              <w:t xml:space="preserve">राशि</w:t>
+            </w:r>
+          </w:p>
+        </w:tc>
+      </w:tr>
+      <w:tr>
+        <w:trPr>
+          <w:cantSplit w:val="0"/>
+          <w:tblHeader w:val="0"/>
+        </w:trPr>
+        <w:tc>
+          <w:tcPr/>
+          <w:p>
+            <w:pPr>
+              <w:rPr>
+                <w:rFonts w:ascii="Sanskrit Text" w:cs="Sanskrit Text" w:eastAsia="Sanskrit Text" w:hAnsi="Sanskrit Text"/>
+                <w:sz w:val="24"/>
+                <w:szCs w:val="24"/>
+              </w:rPr>
+            </w:pPr>
+            <w:r>
+              <w:rPr>
+                <w:rFonts w:ascii="Sanskrit Text" w:cs="Sanskrit Text" w:eastAsia="Sanskrit Text" w:hAnsi="Sanskrit Text"/>
+                <w:sz w:val="24"/>
+                <w:szCs w:val="24"/>
+                <w:rtl w:val="0"/>
+              </w:rPr>
+              <w:t>{{#trading_items}}</w:t>
+            </w:r>
+          </w:p>
+        </w:tc>
+        <w:tc>
+          <w:tcPr/>
+          <w:p>
+            <w:pPr>
+              <w:rPr>
+                <w:rFonts w:ascii="Sanskrit Text" w:cs="Sanskrit Text" w:eastAsia="Sanskrit Text" w:hAnsi="Sanskrit Text"/>
+                <w:sz w:val="24"/>
+                <w:szCs w:val="24"/>
+              </w:rPr>
+            </w:pPr>
+            <w:r>
+              <w:rPr>
+                <w:rFonts w:ascii="Sanskrit Text" w:cs="Sanskrit Text" w:eastAsia="Sanskrit Text" w:hAnsi="Sanskrit Text"/>
+                <w:sz w:val="24"/>
+                <w:szCs w:val="24"/>
+                <w:rtl w:val="0"/>
+              </w:rPr>
+              <w:t>{{purchase_name}}</w:t>
+            </w:r>
+          </w:p>
+        </w:tc>
+        <w:tc>
+          <w:tcPr/>
+          <w:p>
+            <w:pPr>
+              <w:rPr>
+                <w:rFonts w:ascii="Sanskrit Text" w:cs="Sanskrit Text" w:eastAsia="Sanskrit Text" w:hAnsi="Sanskrit Text"/>
+                <w:sz w:val="24"/>
+                <w:szCs w:val="24"/>
+              </w:rPr>
+            </w:pPr>
+            <w:r>
+              <w:rPr>
+                <w:rFonts w:ascii="Sanskrit Text" w:cs="Sanskrit Text" w:eastAsia="Sanskrit Text" w:hAnsi="Sanskrit Text"/>
+                <w:sz w:val="24"/>
+                <w:szCs w:val="24"/>
+                <w:rtl w:val="0"/>
+              </w:rPr>
+              <w:t>{{purchase_amount}}</w:t>
+            </w:r>
+          </w:p>
+        </w:tc>
+        <w:tc>
+          <w:tcPr/>
+          <w:p>
+            <w:pPr>
+              <w:rPr>
+                <w:rFonts w:ascii="Sanskrit Text" w:cs="Sanskrit Text" w:eastAsia="Sanskrit Text" w:hAnsi="Sanskrit Text"/>
+                <w:sz w:val="24"/>
+                <w:szCs w:val="24"/>
+              </w:rPr>
+            </w:pPr>
+            <w:r>
+              <w:rPr>
+                <w:rFonts w:ascii="Sanskrit Text" w:cs="Sanskrit Text" w:eastAsia="Sanskrit Text" w:hAnsi="Sanskrit Text"/>
+                <w:sz w:val="24"/>
+                <w:szCs w:val="24"/>
+                <w:rtl w:val="0"/>
+              </w:rPr>
+            </w:r>
+          </w:p>
+        </w:tc>
+        <w:tc>
+          <w:tcPr/>
+          <w:p>
+            <w:pPr>
+              <w:rPr>
+                <w:rFonts w:ascii="Sanskrit Text" w:cs="Sanskrit Text" w:eastAsia="Sanskrit Text" w:hAnsi="Sanskrit Text"/>
+                <w:sz w:val="24"/>
+                <w:szCs w:val="24"/>
+              </w:rPr>
+            </w:pPr>
+            <w:r>
+              <w:rPr>
+                <w:rFonts w:ascii="Sanskrit Text" w:cs="Sanskrit Text" w:eastAsia="Sanskrit Text" w:hAnsi="Sanskrit Text"/>
+                <w:sz w:val="24"/>
+                <w:szCs w:val="24"/>
+                <w:rtl w:val="0"/>
+              </w:rPr>
+              <w:t>{{sale_name}}</w:t>
+            </w:r>
+          </w:p>
+        </w:tc>
+        <w:tc>
+          <w:tcPr/>
+          <w:p>
+            <w:pPr>
+              <w:rPr>
+                <w:rFonts w:ascii="Sanskrit Text" w:cs="Sanskrit Text" w:eastAsia="Sanskrit Text" w:hAnsi="Sanskrit Text"/>
+                <w:sz w:val="24"/>
+                <w:szCs w:val="24"/>
+              </w:rPr>
+            </w:pPr>
+            <w:r>
+              <w:rPr>
+                <w:rFonts w:ascii="Sanskrit Text" w:cs="Sanskrit Text" w:eastAsia="Sanskrit Text" w:hAnsi="Sanskrit Text"/>
+                <w:sz w:val="24"/>
+                <w:szCs w:val="24"/>
+                <w:rtl w:val="0"/>
+              </w:rPr>
+              <w:t>{{sale_amount}}{{/trading_items}}</w:t>
+            </w:r>
+          </w:p>
+        </w:tc>
+      </w:tr>
+    </w:tbl>
+    <w:p>
+      <w:pPr>
+        <w:keepNext w:val="0"/>
+        <w:keepLines w:val="0"/>
+        <w:widowControl w:val="1"/>
+        <w:pBdr>
+          <w:top w:space="0" w:sz="0" w:val="nil"/>
+          <w:left w:space="0" w:sz="0" w:val="nil"/>
+          <w:bottom w:space="0" w:sz="0" w:val="nil"/>
+          <w:right w:space="0" w:sz="0" w:val="nil"/>
+          <w:between w:space="0" w:sz="0" w:val="nil"/>
+        </w:pBdr>
+        <w:shd w:fill="auto" w:val="clear"/>
+        <w:spacing w:after="0" w:before="0" w:line="276" w:lineRule="auto"/>
+        <w:ind w:left="0" w:right="0" w:firstLine="0"/>
+        <w:jc w:val="left"/>
+        <w:rPr>
+          <w:rFonts w:ascii="Sanskrit Text" w:cs="Sanskrit Text" w:eastAsia="Sanskrit Text" w:hAnsi="Sanskrit Text"/>
+          <w:b w:val="1"/>
+          <w:bCs w:val="1"/>
+          <w:i w:val="0"/>
+          <w:iCs w:val="0"/>
+          <w:smallCaps w:val="0"/>
+          <w:strike w:val="0"/>
+          <w:color w:val="000000"/>
+          <w:sz w:val="28"/>
+          <w:szCs w:val="28"/>
+          <w:u w:val="none"/>
+          <w:shd w:fill="auto" w:val="clear"/>
+          <w:vertAlign w:val="baseline"/>
+        </w:rPr>
+      </w:pPr>
+      <w:r>
+        <w:rPr>
+          <w:rFonts w:ascii="Sanskrit Text" w:cs="Sanskrit Text" w:eastAsia="Sanskrit Text" w:hAnsi="Sanskrit Text"/>
+          <w:b w:val="1"/>
+          <w:bCs w:val="1"/>
+          <w:i w:val="0"/>
+          <w:iCs w:val="0"/>
+          <w:smallCaps w:val="0"/>
+          <w:strike w:val="0"/>
+          <w:color w:val="000000"/>
+          <w:sz w:val="24"/>
+          <w:szCs w:val="24"/>
+          <w:u w:val="none"/>
+          <w:shd w:fill="auto" w:val="clear"/>
+          <w:vertAlign w:val="baseline"/>
+          <w:rtl w:val="0"/>
+        </w:rPr>
+        <w:t xml:space="preserve">                    </w:t>
+      </w:r>
+      <w:r>
+        <w:rPr>
+          <w:rFonts w:ascii="Sanskrit Text" w:cs="Sanskrit Text" w:eastAsia="Sanskrit Text" w:hAnsi="Sanskrit Text"/>
+          <w:b w:val="1"/>
+          <w:bCs w:val="1"/>
+          <w:i w:val="0"/>
+          <w:iCs w:val="0"/>
+          <w:smallCaps w:val="0"/>
+          <w:strike w:val="0"/>
+          <w:color w:val="000000"/>
+          <w:sz w:val="28"/>
+          <w:szCs w:val="28"/>
+          <w:u w:val="none"/>
+          <w:shd w:fill="auto" w:val="clear"/>
+          <w:vertAlign w:val="baseline"/>
+          <w:rtl w:val="0"/>
+        </w:rPr>
+        <w:t xml:space="preserve">लाभ हानि खाता दिनांक 01.04.2025 से 31.03.2026</w:t>
       </w:r>
     </w:p>
     <w:tbl>
@@ -14706,7 +15076,7 @@
                 <w:szCs w:val="24"/>
                 <w:rtl w:val="0"/>
               </w:rPr>
-              <w:t>{{p_l}}</w:t>
+              <w:t>{{loss_amt}}</w:t>
             </w:r>
           </w:p>
         </w:tc>
@@ -14759,7 +15129,7 @@
                 <w:szCs w:val="24"/>
                 <w:rtl w:val="0"/>
               </w:rPr>
-              <w:t xml:space="preserve">0.00</w:t>
+              <w:t>{{profit_amt}}</w:t>
             </w:r>
           </w:p>
         </w:tc>
@@ -15101,7 +15471,7 @@
                 <w:szCs w:val="24"/>
                 <w:rtl w:val="0"/>
               </w:rPr>
-              <w:t>{{p_l}}</w:t>
+              <w:t>{{loss_amt}}</w:t>
             </w:r>
           </w:p>
         </w:tc>
@@ -15602,7 +15972,7 @@
                 <w:szCs w:val="24"/>
                 <w:rtl w:val="0"/>
               </w:rPr>
-              <w:t xml:space="preserve">0.00</w:t>
+              <w:t>{{profit_amt}}</w:t>
             </w:r>
           </w:p>
         </w:tc>
